--- a/This is college Project/Documentation/document/worknest synopsis.docx
+++ b/This is college Project/Documentation/document/worknest synopsis.docx
@@ -124,6 +124,7 @@
         <w:t xml:space="preserve">Rahul </w:t>
       </w:r>
       <w:proofErr w:type="spellStart"/>
+      <w:proofErr w:type="gramStart"/>
       <w:r>
         <w:rPr>
           <w:color w:val="FF0000"/>
@@ -133,6 +134,51 @@
         <w:t>Shinde</w:t>
       </w:r>
       <w:proofErr w:type="spellEnd"/>
+      <w:r>
+        <w:rPr>
+          <w:color w:val="FF0000"/>
+          <w:sz w:val="32"/>
+          <w:szCs w:val="32"/>
+        </w:rPr>
+        <w:t xml:space="preserve"> ,</w:t>
+      </w:r>
+      <w:proofErr w:type="gramEnd"/>
+      <w:r>
+        <w:rPr>
+          <w:color w:val="FF0000"/>
+          <w:sz w:val="32"/>
+          <w:szCs w:val="32"/>
+        </w:rPr>
+        <w:t xml:space="preserve"> </w:t>
+      </w:r>
+      <w:proofErr w:type="spellStart"/>
+      <w:r>
+        <w:rPr>
+          <w:color w:val="FF0000"/>
+          <w:sz w:val="32"/>
+          <w:szCs w:val="32"/>
+        </w:rPr>
+        <w:t>Aditya</w:t>
+      </w:r>
+      <w:proofErr w:type="spellEnd"/>
+      <w:r>
+        <w:rPr>
+          <w:color w:val="FF0000"/>
+          <w:sz w:val="32"/>
+          <w:szCs w:val="32"/>
+        </w:rPr>
+        <w:t xml:space="preserve"> </w:t>
+      </w:r>
+      <w:proofErr w:type="spellStart"/>
+      <w:r>
+        <w:rPr>
+          <w:color w:val="FF0000"/>
+          <w:sz w:val="32"/>
+          <w:szCs w:val="32"/>
+        </w:rPr>
+        <w:t>Ghorad</w:t>
+      </w:r>
+      <w:proofErr w:type="spellEnd"/>
     </w:p>
     <w:p>
       <w:pPr>
@@ -282,6 +328,14 @@
         <w:t>Kumbhar</w:t>
       </w:r>
       <w:proofErr w:type="spellEnd"/>
+      <w:r>
+        <w:rPr>
+          <w:color w:val="FF0000"/>
+          <w:sz w:val="28"/>
+          <w:szCs w:val="28"/>
+        </w:rPr>
+        <w:t xml:space="preserve"> </w:t>
+      </w:r>
     </w:p>
     <w:p>
       <w:pPr>
@@ -544,6 +598,8 @@
         </w:rPr>
         <w:t xml:space="preserve"> </w:t>
       </w:r>
+      <w:bookmarkStart w:id="0" w:name="_GoBack"/>
+      <w:bookmarkEnd w:id="0"/>
       <w:proofErr w:type="spellStart"/>
       <w:r>
         <w:rPr>
@@ -606,7 +662,85 @@
           <w:sz w:val="24"/>
           <w:szCs w:val="24"/>
         </w:rPr>
-        <w:t>Rahul Shinde</w:t>
+        <w:t xml:space="preserve">Rahul </w:t>
+      </w:r>
+      <w:proofErr w:type="spellStart"/>
+      <w:proofErr w:type="gramStart"/>
+      <w:r>
+        <w:rPr>
+          <w:rFonts w:ascii="Times New Roman" w:hAnsi="Times New Roman" w:cs="Times New Roman"/>
+          <w:b/>
+          <w:bCs/>
+          <w:sz w:val="24"/>
+          <w:szCs w:val="24"/>
+        </w:rPr>
+        <w:t>Shinde</w:t>
+      </w:r>
+      <w:proofErr w:type="spellEnd"/>
+      <w:r>
+        <w:rPr>
+          <w:rFonts w:ascii="Times New Roman" w:hAnsi="Times New Roman" w:cs="Times New Roman"/>
+          <w:b/>
+          <w:bCs/>
+          <w:sz w:val="24"/>
+          <w:szCs w:val="24"/>
+        </w:rPr>
+        <w:t xml:space="preserve">  ,</w:t>
+      </w:r>
+      <w:proofErr w:type="gramEnd"/>
+      <w:r>
+        <w:rPr>
+          <w:rFonts w:ascii="Times New Roman" w:hAnsi="Times New Roman" w:cs="Times New Roman"/>
+          <w:b/>
+          <w:bCs/>
+          <w:sz w:val="24"/>
+          <w:szCs w:val="24"/>
+        </w:rPr>
+        <w:t xml:space="preserve"> </w:t>
+      </w:r>
+      <w:proofErr w:type="spellStart"/>
+      <w:r>
+        <w:rPr>
+          <w:rFonts w:ascii="Times New Roman" w:hAnsi="Times New Roman" w:cs="Times New Roman"/>
+          <w:b/>
+          <w:bCs/>
+          <w:sz w:val="24"/>
+          <w:szCs w:val="24"/>
+        </w:rPr>
+        <w:t>Aditya</w:t>
+      </w:r>
+      <w:proofErr w:type="spellEnd"/>
+      <w:r>
+        <w:rPr>
+          <w:rFonts w:ascii="Times New Roman" w:hAnsi="Times New Roman" w:cs="Times New Roman"/>
+          <w:b/>
+          <w:bCs/>
+          <w:sz w:val="24"/>
+          <w:szCs w:val="24"/>
+        </w:rPr>
+        <w:t xml:space="preserve"> </w:t>
+      </w:r>
+      <w:proofErr w:type="spellStart"/>
+      <w:r>
+        <w:rPr>
+          <w:rFonts w:ascii="Times New Roman" w:hAnsi="Times New Roman" w:cs="Times New Roman"/>
+          <w:b/>
+          <w:bCs/>
+          <w:sz w:val="24"/>
+          <w:szCs w:val="24"/>
+        </w:rPr>
+        <w:t>Ghorad</w:t>
+      </w:r>
+      <w:proofErr w:type="spellEnd"/>
+      <w:r>
+        <w:rPr>
+          <w:rFonts w:ascii="Times New Roman" w:hAnsi="Times New Roman" w:cs="Times New Roman"/>
+          <w:b/>
+          <w:bCs/>
+          <w:sz w:val="24"/>
+          <w:szCs w:val="24"/>
+        </w:rPr>
+        <w:t xml:space="preserve"> </w:t>
       </w:r>
     </w:p>
     <w:p>
@@ -3760,7 +3894,6 @@
           <w:i/>
           <w:iCs/>
           <w:color w:val="000000"/>
-          <w:lang w:val="en-IN"/>
         </w:rPr>
       </w:pPr>
     </w:p>
@@ -3774,7 +3907,6 @@
           <w:i/>
           <w:iCs/>
           <w:color w:val="000000"/>
-          <w:lang w:val="en-IN"/>
         </w:rPr>
       </w:pPr>
     </w:p>
@@ -3783,7 +3915,6 @@
         <w:spacing w:after="120" w:line="360" w:lineRule="auto"/>
         <w:rPr>
           <w:rFonts w:eastAsia="Times New Roman"/>
-          <w:lang w:val="en-IN"/>
         </w:rPr>
       </w:pPr>
     </w:p>
@@ -3792,13 +3923,11 @@
         <w:spacing w:after="120" w:line="360" w:lineRule="auto"/>
         <w:rPr>
           <w:rFonts w:eastAsia="Times New Roman"/>
-          <w:lang w:val="en-IN"/>
         </w:rPr>
       </w:pPr>
       <w:r>
         <w:rPr>
           <w:rFonts w:eastAsia="Times New Roman"/>
-          <w:lang w:val="en-IN"/>
         </w:rPr>
         <w:t xml:space="preserve">Hardware </w:t>
       </w:r>
@@ -3806,14 +3935,12 @@
       <w:r>
         <w:rPr>
           <w:rFonts w:eastAsia="Times New Roman"/>
-          <w:lang w:val="en-IN"/>
         </w:rPr>
         <w:t xml:space="preserve">Requirements </w:t>
       </w:r>
       <w:r>
         <w:rPr>
           <w:rFonts w:eastAsia="Times New Roman"/>
-          <w:lang w:val="en-IN"/>
         </w:rPr>
         <w:t>:</w:t>
       </w:r>
@@ -3858,13 +3985,11 @@
               <w:spacing w:after="120" w:line="360" w:lineRule="auto"/>
               <w:rPr>
                 <w:rFonts w:eastAsia="Times New Roman"/>
-                <w:lang w:val="en-IN"/>
               </w:rPr>
             </w:pPr>
             <w:r>
               <w:rPr>
                 <w:rFonts w:eastAsia="Times New Roman"/>
-                <w:lang w:val="en-IN"/>
               </w:rPr>
               <w:t>Component</w:t>
             </w:r>
@@ -3887,13 +4012,11 @@
               <w:spacing w:after="120" w:line="360" w:lineRule="auto"/>
               <w:rPr>
                 <w:rFonts w:eastAsia="Times New Roman"/>
-                <w:lang w:val="en-IN"/>
               </w:rPr>
             </w:pPr>
             <w:r>
               <w:rPr>
                 <w:rFonts w:eastAsia="Times New Roman"/>
-                <w:lang w:val="en-IN"/>
               </w:rPr>
               <w:t>Minimum Requirement</w:t>
             </w:r>
@@ -3916,13 +4039,11 @@
               <w:spacing w:after="120" w:line="360" w:lineRule="auto"/>
               <w:rPr>
                 <w:rFonts w:eastAsia="Times New Roman"/>
-                <w:lang w:val="en-IN"/>
               </w:rPr>
             </w:pPr>
             <w:r>
               <w:rPr>
                 <w:rFonts w:eastAsia="Times New Roman"/>
-                <w:lang w:val="en-IN"/>
               </w:rPr>
               <w:t>Recommendation for Better Performance</w:t>
             </w:r>
@@ -3950,13 +4071,11 @@
               <w:spacing w:after="120" w:line="360" w:lineRule="auto"/>
               <w:rPr>
                 <w:rFonts w:eastAsia="Times New Roman"/>
-                <w:lang w:val="en-IN"/>
               </w:rPr>
             </w:pPr>
             <w:r>
               <w:rPr>
                 <w:rFonts w:eastAsia="Times New Roman"/>
-                <w:lang w:val="en-IN"/>
               </w:rPr>
               <w:t>Processor</w:t>
             </w:r>
@@ -3979,13 +4098,11 @@
               <w:spacing w:after="120" w:line="360" w:lineRule="auto"/>
               <w:rPr>
                 <w:rFonts w:eastAsia="Times New Roman"/>
-                <w:lang w:val="en-IN"/>
               </w:rPr>
             </w:pPr>
             <w:r>
               <w:rPr>
                 <w:rFonts w:eastAsia="Times New Roman"/>
-                <w:lang w:val="en-IN"/>
               </w:rPr>
               <w:t xml:space="preserve">Modern multi-core processor (e.g., Intel Xeon, AMD </w:t>
             </w:r>
@@ -3993,7 +4110,6 @@
             <w:r>
               <w:rPr>
                 <w:rFonts w:eastAsia="Times New Roman"/>
-                <w:lang w:val="en-IN"/>
               </w:rPr>
               <w:t>Ryzen</w:t>
             </w:r>
@@ -4001,7 +4117,6 @@
             <w:r>
               <w:rPr>
                 <w:rFonts w:eastAsia="Times New Roman"/>
-                <w:lang w:val="en-IN"/>
               </w:rPr>
               <w:t xml:space="preserve">) </w:t>
             </w:r>
@@ -4024,7 +4139,6 @@
               <w:spacing w:after="120" w:line="360" w:lineRule="auto"/>
               <w:rPr>
                 <w:rFonts w:eastAsia="Times New Roman"/>
-                <w:lang w:val="en-IN"/>
               </w:rPr>
             </w:pPr>
           </w:p>
@@ -4051,13 +4165,11 @@
               <w:spacing w:after="120" w:line="360" w:lineRule="auto"/>
               <w:rPr>
                 <w:rFonts w:eastAsia="Times New Roman"/>
-                <w:lang w:val="en-IN"/>
               </w:rPr>
             </w:pPr>
             <w:r>
               <w:rPr>
                 <w:rFonts w:eastAsia="Times New Roman"/>
-                <w:lang w:val="en-IN"/>
               </w:rPr>
               <w:t>RAM</w:t>
             </w:r>
@@ -4080,13 +4192,11 @@
               <w:spacing w:after="120" w:line="360" w:lineRule="auto"/>
               <w:rPr>
                 <w:rFonts w:eastAsia="Times New Roman"/>
-                <w:lang w:val="en-IN"/>
               </w:rPr>
             </w:pPr>
             <w:r>
               <w:rPr>
                 <w:rFonts w:eastAsia="Times New Roman"/>
-                <w:lang w:val="en-IN"/>
               </w:rPr>
               <w:t xml:space="preserve">Minimum 2 GB </w:t>
             </w:r>
@@ -4109,13 +4219,11 @@
               <w:spacing w:after="120" w:line="360" w:lineRule="auto"/>
               <w:rPr>
                 <w:rFonts w:eastAsia="Times New Roman"/>
-                <w:lang w:val="en-IN"/>
               </w:rPr>
             </w:pPr>
             <w:r>
               <w:rPr>
                 <w:rFonts w:eastAsia="Times New Roman"/>
-                <w:lang w:val="en-IN"/>
               </w:rPr>
               <w:t xml:space="preserve">4 GB or more </w:t>
             </w:r>
@@ -4143,13 +4251,11 @@
               <w:spacing w:after="120" w:line="360" w:lineRule="auto"/>
               <w:rPr>
                 <w:rFonts w:eastAsia="Times New Roman"/>
-                <w:lang w:val="en-IN"/>
               </w:rPr>
             </w:pPr>
             <w:r>
               <w:rPr>
                 <w:rFonts w:eastAsia="Times New Roman"/>
-                <w:lang w:val="en-IN"/>
               </w:rPr>
               <w:t>Storage</w:t>
             </w:r>
@@ -4172,13 +4278,11 @@
               <w:spacing w:after="120" w:line="360" w:lineRule="auto"/>
               <w:rPr>
                 <w:rFonts w:eastAsia="Times New Roman"/>
-                <w:lang w:val="en-IN"/>
               </w:rPr>
             </w:pPr>
             <w:r>
               <w:rPr>
                 <w:rFonts w:eastAsia="Times New Roman"/>
-                <w:lang w:val="en-IN"/>
               </w:rPr>
               <w:t xml:space="preserve">Starting with at least 20 GB for web files and database </w:t>
             </w:r>
@@ -4201,13 +4305,11 @@
               <w:spacing w:after="120" w:line="360" w:lineRule="auto"/>
               <w:rPr>
                 <w:rFonts w:eastAsia="Times New Roman"/>
-                <w:lang w:val="en-IN"/>
               </w:rPr>
             </w:pPr>
             <w:r>
               <w:rPr>
                 <w:rFonts w:eastAsia="Times New Roman"/>
-                <w:lang w:val="en-IN"/>
               </w:rPr>
               <w:t xml:space="preserve">SSD preferred (Scalable based on traffic) </w:t>
             </w:r>
@@ -4220,13 +4322,11 @@
         <w:spacing w:after="120" w:line="360" w:lineRule="auto"/>
         <w:rPr>
           <w:rFonts w:eastAsia="Times New Roman"/>
-          <w:lang w:val="en-IN"/>
         </w:rPr>
       </w:pPr>
       <w:r>
         <w:rPr>
           <w:rFonts w:eastAsia="Times New Roman"/>
-          <w:lang w:val="en-IN"/>
         </w:rPr>
         <w:t xml:space="preserve">Software Requirements </w:t>
       </w:r>
@@ -4270,13 +4370,11 @@
               <w:spacing w:after="120" w:line="360" w:lineRule="auto"/>
               <w:rPr>
                 <w:rFonts w:eastAsia="Times New Roman"/>
-                <w:lang w:val="en-IN"/>
               </w:rPr>
             </w:pPr>
             <w:r>
               <w:rPr>
                 <w:rFonts w:eastAsia="Times New Roman"/>
-                <w:lang w:val="en-IN"/>
               </w:rPr>
               <w:t>Component</w:t>
             </w:r>
@@ -4299,13 +4397,11 @@
               <w:spacing w:after="120" w:line="360" w:lineRule="auto"/>
               <w:rPr>
                 <w:rFonts w:eastAsia="Times New Roman"/>
-                <w:lang w:val="en-IN"/>
               </w:rPr>
             </w:pPr>
             <w:r>
               <w:rPr>
                 <w:rFonts w:eastAsia="Times New Roman"/>
-                <w:lang w:val="en-IN"/>
               </w:rPr>
               <w:t>Type</w:t>
             </w:r>
@@ -4328,13 +4424,11 @@
               <w:spacing w:after="120" w:line="360" w:lineRule="auto"/>
               <w:rPr>
                 <w:rFonts w:eastAsia="Times New Roman"/>
-                <w:lang w:val="en-IN"/>
               </w:rPr>
             </w:pPr>
             <w:r>
               <w:rPr>
                 <w:rFonts w:eastAsia="Times New Roman"/>
-                <w:lang w:val="en-IN"/>
               </w:rPr>
               <w:t>Requirement / Version</w:t>
             </w:r>
@@ -4362,13 +4456,11 @@
               <w:spacing w:after="120" w:line="360" w:lineRule="auto"/>
               <w:rPr>
                 <w:rFonts w:eastAsia="Times New Roman"/>
-                <w:lang w:val="en-IN"/>
               </w:rPr>
             </w:pPr>
             <w:r>
               <w:rPr>
                 <w:rFonts w:eastAsia="Times New Roman"/>
-                <w:lang w:val="en-IN"/>
               </w:rPr>
               <w:t>Web Server</w:t>
             </w:r>
@@ -4391,20 +4483,17 @@
               <w:spacing w:after="120" w:line="360" w:lineRule="auto"/>
               <w:rPr>
                 <w:rFonts w:eastAsia="Times New Roman"/>
-                <w:lang w:val="en-IN"/>
               </w:rPr>
             </w:pPr>
             <w:r>
               <w:rPr>
                 <w:rFonts w:eastAsia="Times New Roman"/>
-                <w:lang w:val="en-IN"/>
               </w:rPr>
               <w:t>Server-Side</w:t>
             </w:r>
             <w:r>
               <w:rPr>
                 <w:rFonts w:eastAsia="Times New Roman"/>
-                <w:lang w:val="en-IN"/>
               </w:rPr>
               <w:t xml:space="preserve">   </w:t>
             </w:r>
@@ -4427,7 +4516,6 @@
               <w:spacing w:after="120" w:line="360" w:lineRule="auto"/>
               <w:rPr>
                 <w:rFonts w:eastAsia="Times New Roman"/>
-                <w:lang w:val="en-IN"/>
               </w:rPr>
             </w:pPr>
             <w:r>
@@ -4439,7 +4527,6 @@
             <w:r>
               <w:rPr>
                 <w:rFonts w:eastAsia="Times New Roman"/>
-                <w:lang w:val="en-IN"/>
               </w:rPr>
               <w:t xml:space="preserve">Apache or Nginx </w:t>
             </w:r>
@@ -4467,13 +4554,11 @@
               <w:spacing w:after="120" w:line="360" w:lineRule="auto"/>
               <w:rPr>
                 <w:rFonts w:eastAsia="Times New Roman"/>
-                <w:lang w:val="en-IN"/>
               </w:rPr>
             </w:pPr>
             <w:r>
               <w:rPr>
                 <w:rFonts w:eastAsia="Times New Roman"/>
-                <w:lang w:val="en-IN"/>
               </w:rPr>
               <w:t>Backend Language</w:t>
             </w:r>
@@ -4496,13 +4581,11 @@
               <w:spacing w:after="120" w:line="360" w:lineRule="auto"/>
               <w:rPr>
                 <w:rFonts w:eastAsia="Times New Roman"/>
-                <w:lang w:val="en-IN"/>
               </w:rPr>
             </w:pPr>
             <w:r>
               <w:rPr>
                 <w:rFonts w:eastAsia="Times New Roman"/>
-                <w:lang w:val="en-IN"/>
               </w:rPr>
               <w:t>Server-Side</w:t>
             </w:r>
@@ -4525,13 +4608,11 @@
               <w:spacing w:after="120" w:line="360" w:lineRule="auto"/>
               <w:rPr>
                 <w:rFonts w:eastAsia="Times New Roman"/>
-                <w:lang w:val="en-IN"/>
               </w:rPr>
             </w:pPr>
             <w:r>
               <w:rPr>
                 <w:rFonts w:eastAsia="Times New Roman"/>
-                <w:lang w:val="en-IN"/>
               </w:rPr>
               <w:t xml:space="preserve">Java  </w:t>
             </w:r>
@@ -4539,486 +4620,81 @@
         </w:tc>
       </w:tr>
     </w:tbl>
-    <w:p>
-      <w:pPr>
-        <w:spacing w:after="120" w:line="360" w:lineRule="auto"/>
-        <w:rPr>
-          <w:rFonts w:eastAsia="Times New Roman"/>
-          <w:lang w:val="en-IN"/>
-        </w:rPr>
-      </w:pPr>
-    </w:p>
-    <w:p>
-      <w:pPr>
-        <w:spacing w:after="120" w:line="360" w:lineRule="auto"/>
-        <w:rPr>
-          <w:rFonts w:eastAsia="Times New Roman"/>
-          <w:lang w:val="en-IN"/>
-        </w:rPr>
-      </w:pPr>
-      <w:proofErr w:type="gramStart"/>
-      <w:r>
-        <w:rPr>
-          <w:rFonts w:eastAsia="Times New Roman"/>
-          <w:lang w:val="en-IN"/>
-        </w:rPr>
-        <w:t>1.</w:t>
-      </w:r>
-      <w:r>
-        <w:rPr>
-          <w:rFonts w:eastAsia="Times New Roman"/>
-          <w:lang w:val="en-IN"/>
-        </w:rPr>
-        <w:t>4</w:t>
-      </w:r>
-      <w:r>
-        <w:rPr>
-          <w:rFonts w:eastAsia="Times New Roman"/>
-          <w:lang w:val="en-IN"/>
-        </w:rPr>
-        <w:t xml:space="preserve"> </w:t>
-      </w:r>
-      <w:r>
-        <w:rPr>
-          <w:rFonts w:eastAsia="Times New Roman"/>
-          <w:lang w:val="en-IN"/>
-        </w:rPr>
-        <w:t xml:space="preserve"> Detailed</w:t>
-      </w:r>
-      <w:proofErr w:type="gramEnd"/>
-      <w:r>
-        <w:rPr>
-          <w:rFonts w:eastAsia="Times New Roman"/>
-          <w:lang w:val="en-IN"/>
-        </w:rPr>
-        <w:t xml:space="preserve"> Description of Technology Used </w:t>
-      </w:r>
-    </w:p>
-    <w:p>
-      <w:pPr>
-        <w:spacing w:after="120" w:line="360" w:lineRule="auto"/>
-        <w:rPr>
-          <w:rFonts w:eastAsia="Times New Roman"/>
-          <w:lang w:val="en-IN"/>
-        </w:rPr>
-      </w:pPr>
-      <w:r>
-        <w:rPr>
-          <w:rFonts w:eastAsia="Times New Roman"/>
-          <w:lang w:val="en-IN"/>
-        </w:rPr>
-        <w:t xml:space="preserve">The </w:t>
+    <w:p/>
+    <w:p>
+      <w:pPr>
+        <w:pStyle w:val="Heading1"/>
+        <w:spacing w:line="360" w:lineRule="auto"/>
+        <w:jc w:val="both"/>
+        <w:rPr>
+          <w:rFonts w:ascii="Arial" w:hAnsi="Arial" w:cs="Arial"/>
+          <w:b/>
+          <w:color w:val="000000" w:themeColor="text1"/>
+        </w:rPr>
+      </w:pPr>
+      <w:r>
+        <w:rPr>
+          <w:rFonts w:ascii="Arial" w:hAnsi="Arial" w:cs="Arial"/>
+          <w:b/>
+          <w:color w:val="000000" w:themeColor="text1"/>
+        </w:rPr>
+        <w:t>2. PROPOSED SYSTEM</w:t>
+      </w:r>
+    </w:p>
+    <w:p>
+      <w:pPr>
+        <w:pStyle w:val="NormalWeb"/>
+        <w:spacing w:line="360" w:lineRule="auto"/>
+        <w:jc w:val="both"/>
+        <w:rPr>
+          <w:rFonts w:ascii="Arial" w:hAnsi="Arial" w:cs="Arial"/>
+        </w:rPr>
+      </w:pPr>
+      <w:r>
+        <w:rPr>
+          <w:rFonts w:ascii="Arial" w:hAnsi="Arial" w:cs="Arial"/>
+        </w:rPr>
+        <w:t xml:space="preserve">The proposed system, </w:t>
       </w:r>
       <w:proofErr w:type="spellStart"/>
       <w:r>
         <w:rPr>
-          <w:rFonts w:eastAsia="Times New Roman"/>
-          <w:lang w:val="en-IN"/>
-        </w:rPr>
-        <w:t>Quizoria</w:t>
+          <w:rStyle w:val="Strong"/>
+          <w:rFonts w:ascii="Arial" w:hAnsi="Arial" w:cs="Arial"/>
+        </w:rPr>
+        <w:t>WorkNest</w:t>
       </w:r>
       <w:proofErr w:type="spellEnd"/>
       <w:r>
         <w:rPr>
-          <w:rFonts w:eastAsia="Times New Roman"/>
-          <w:lang w:val="en-IN"/>
-        </w:rPr>
-        <w:t xml:space="preserve"> system utilizes the following stack of web technologies:</w:t>
-      </w:r>
-    </w:p>
-    <w:p>
-      <w:pPr>
-        <w:numPr>
-          <w:ilvl w:val="0"/>
-          <w:numId w:val="1"/>
-        </w:numPr>
-        <w:spacing w:after="120" w:line="360" w:lineRule="auto"/>
-        <w:rPr>
-          <w:rFonts w:eastAsia="Times New Roman"/>
-          <w:lang w:val="en-IN"/>
-        </w:rPr>
-      </w:pPr>
-      <w:r>
-        <w:rPr>
-          <w:rFonts w:eastAsia="Times New Roman"/>
-          <w:lang w:val="en-IN"/>
-        </w:rPr>
-        <w:t xml:space="preserve">HTML (Hyper Text Markup Language) </w:t>
-      </w:r>
-    </w:p>
-    <w:p>
-      <w:pPr>
-        <w:numPr>
-          <w:ilvl w:val="1"/>
-          <w:numId w:val="1"/>
-        </w:numPr>
-        <w:spacing w:after="120" w:line="360" w:lineRule="auto"/>
-        <w:rPr>
-          <w:rFonts w:eastAsia="Times New Roman"/>
-          <w:lang w:val="en-IN"/>
-        </w:rPr>
-      </w:pPr>
-      <w:r>
-        <w:rPr>
-          <w:rFonts w:eastAsia="Times New Roman"/>
-          <w:lang w:val="en-IN"/>
-        </w:rPr>
-        <w:t>Purpose: HTML is the foundation used to define the structure and content of all the web pages.</w:t>
-      </w:r>
-    </w:p>
-    <w:p>
-      <w:pPr>
-        <w:numPr>
-          <w:ilvl w:val="1"/>
-          <w:numId w:val="1"/>
-        </w:numPr>
-        <w:spacing w:after="120" w:line="360" w:lineRule="auto"/>
-        <w:rPr>
-          <w:rFonts w:eastAsia="Times New Roman"/>
-          <w:lang w:val="en-IN"/>
-        </w:rPr>
-      </w:pPr>
-      <w:r>
-        <w:rPr>
-          <w:rFonts w:eastAsia="Times New Roman"/>
-          <w:lang w:val="en-IN"/>
-        </w:rPr>
-        <w:t>Function: It provides the basic building blocks, such as headings, paragraphs, links, images, and forms.</w:t>
-      </w:r>
-    </w:p>
-    <w:p>
-      <w:pPr>
-        <w:numPr>
-          <w:ilvl w:val="0"/>
-          <w:numId w:val="1"/>
-        </w:numPr>
-        <w:spacing w:after="120" w:line="360" w:lineRule="auto"/>
-        <w:rPr>
-          <w:rFonts w:eastAsia="Times New Roman"/>
-          <w:lang w:val="en-IN"/>
-        </w:rPr>
-      </w:pPr>
-      <w:r>
-        <w:rPr>
-          <w:rFonts w:eastAsia="Times New Roman"/>
-          <w:lang w:val="en-IN"/>
-        </w:rPr>
-        <w:t xml:space="preserve"> CSS (Cascading Style Sheets) </w:t>
-      </w:r>
-    </w:p>
-    <w:p>
-      <w:pPr>
-        <w:numPr>
-          <w:ilvl w:val="1"/>
-          <w:numId w:val="1"/>
-        </w:numPr>
-        <w:spacing w:after="120" w:line="360" w:lineRule="auto"/>
-        <w:rPr>
-          <w:rFonts w:eastAsia="Times New Roman"/>
-          <w:lang w:val="en-IN"/>
-        </w:rPr>
-      </w:pPr>
-      <w:r>
-        <w:rPr>
-          <w:rFonts w:eastAsia="Times New Roman"/>
-          <w:lang w:val="en-IN"/>
-        </w:rPr>
-        <w:t>Purpose: CSS is used to control the visual presentation and design of the HTML elements.</w:t>
-      </w:r>
-    </w:p>
-    <w:p>
-      <w:pPr>
-        <w:numPr>
-          <w:ilvl w:val="1"/>
-          <w:numId w:val="1"/>
-        </w:numPr>
-        <w:spacing w:after="120" w:line="360" w:lineRule="auto"/>
-        <w:rPr>
-          <w:rFonts w:eastAsia="Times New Roman"/>
-          <w:lang w:val="en-IN"/>
-        </w:rPr>
-      </w:pPr>
-      <w:r>
-        <w:rPr>
-          <w:rFonts w:eastAsia="Times New Roman"/>
-          <w:lang w:val="en-IN"/>
-        </w:rPr>
-        <w:lastRenderedPageBreak/>
-        <w:t xml:space="preserve">Function: It handles the layout, </w:t>
-      </w:r>
+          <w:rFonts w:ascii="Arial" w:hAnsi="Arial" w:cs="Arial"/>
+        </w:rPr>
+        <w:t>, is a web-based organizational management platform designed to manage users, roles, projects, and tasks in a structured and secure manner. The system replaces manual and fragmented processes with a centralized role-based solution.</w:t>
+      </w:r>
+    </w:p>
+    <w:p>
+      <w:pPr>
+        <w:pStyle w:val="NormalWeb"/>
+        <w:spacing w:line="360" w:lineRule="auto"/>
+        <w:jc w:val="both"/>
+        <w:rPr>
+          <w:rFonts w:ascii="Arial" w:hAnsi="Arial" w:cs="Arial"/>
+        </w:rPr>
+      </w:pPr>
       <w:proofErr w:type="spellStart"/>
       <w:r>
         <w:rPr>
-          <w:rFonts w:eastAsia="Times New Roman"/>
-          <w:lang w:val="en-IN"/>
-        </w:rPr>
-        <w:t>colors</w:t>
+          <w:rFonts w:ascii="Arial" w:hAnsi="Arial" w:cs="Arial"/>
+        </w:rPr>
+        <w:t>WorkNest</w:t>
       </w:r>
       <w:proofErr w:type="spellEnd"/>
       <w:r>
         <w:rPr>
-          <w:rFonts w:eastAsia="Times New Roman"/>
-          <w:lang w:val="en-IN"/>
-        </w:rPr>
-        <w:t>, fonts, spacing, and the overall look and feel of the website.</w:t>
-      </w:r>
-    </w:p>
-    <w:p>
-      <w:pPr>
-        <w:numPr>
-          <w:ilvl w:val="0"/>
-          <w:numId w:val="1"/>
-        </w:numPr>
-        <w:spacing w:after="120" w:line="360" w:lineRule="auto"/>
-        <w:rPr>
-          <w:rFonts w:eastAsia="Times New Roman"/>
-          <w:lang w:val="en-IN"/>
-        </w:rPr>
-      </w:pPr>
-      <w:r>
-        <w:rPr>
-          <w:rFonts w:eastAsia="Times New Roman"/>
-          <w:lang w:val="en-IN"/>
-        </w:rPr>
-        <w:t xml:space="preserve">JavaScript </w:t>
-      </w:r>
-    </w:p>
-    <w:p>
-      <w:pPr>
-        <w:numPr>
-          <w:ilvl w:val="1"/>
-          <w:numId w:val="1"/>
-        </w:numPr>
-        <w:spacing w:after="120" w:line="360" w:lineRule="auto"/>
-        <w:rPr>
-          <w:rFonts w:eastAsia="Times New Roman"/>
-          <w:lang w:val="en-IN"/>
-        </w:rPr>
-      </w:pPr>
-      <w:r>
-        <w:rPr>
-          <w:rFonts w:eastAsia="Times New Roman"/>
-          <w:lang w:val="en-IN"/>
-        </w:rPr>
-        <w:t>Purpose: JavaScript adds dynamic functionality to the web pages.</w:t>
-      </w:r>
-    </w:p>
-    <w:p>
-      <w:pPr>
-        <w:numPr>
-          <w:ilvl w:val="1"/>
-          <w:numId w:val="1"/>
-        </w:numPr>
-        <w:spacing w:after="120" w:line="360" w:lineRule="auto"/>
-        <w:rPr>
-          <w:rFonts w:eastAsia="Times New Roman"/>
-          <w:lang w:val="en-IN"/>
-        </w:rPr>
-      </w:pPr>
-      <w:r>
-        <w:rPr>
-          <w:rFonts w:eastAsia="Times New Roman"/>
-          <w:lang w:val="en-IN"/>
-        </w:rPr>
-        <w:t>Function: It manipulates HTML and CSS, handles user events, and allows the page to interact with the backend without requiring a full page reload.</w:t>
-      </w:r>
-    </w:p>
-    <w:p>
-      <w:pPr>
-        <w:numPr>
-          <w:ilvl w:val="0"/>
-          <w:numId w:val="1"/>
-        </w:numPr>
-        <w:spacing w:after="120" w:line="360" w:lineRule="auto"/>
-        <w:rPr>
-          <w:rFonts w:eastAsia="Times New Roman"/>
-          <w:lang w:val="en-IN"/>
-        </w:rPr>
-      </w:pPr>
-      <w:r>
-        <w:rPr>
-          <w:rFonts w:eastAsia="Times New Roman"/>
-          <w:lang w:val="en-IN"/>
-        </w:rPr>
-        <w:t>Java (Server-Side)</w:t>
-      </w:r>
-    </w:p>
-    <w:p>
-      <w:pPr>
-        <w:numPr>
-          <w:ilvl w:val="1"/>
-          <w:numId w:val="1"/>
-        </w:numPr>
-        <w:spacing w:after="120" w:line="360" w:lineRule="auto"/>
-        <w:rPr>
-          <w:rFonts w:eastAsia="Times New Roman"/>
-          <w:lang w:val="en-IN"/>
-        </w:rPr>
-      </w:pPr>
-      <w:r>
-        <w:rPr>
-          <w:rFonts w:eastAsia="Times New Roman"/>
-          <w:lang w:val="en-IN"/>
-        </w:rPr>
-        <w:t>Purpose: Java is used to handle the server-side logic for the application.</w:t>
-      </w:r>
-    </w:p>
-    <w:p>
-      <w:pPr>
-        <w:tabs>
-          <w:tab w:val="left" w:pos="5004"/>
-        </w:tabs>
-        <w:rPr>
-          <w:rFonts w:eastAsia="Times New Roman"/>
-          <w:lang w:val="en-IN"/>
-        </w:rPr>
-      </w:pPr>
-      <w:r>
-        <w:rPr>
-          <w:rFonts w:eastAsia="Times New Roman"/>
-          <w:lang w:val="en-IN"/>
-        </w:rPr>
-        <w:tab/>
-      </w:r>
-    </w:p>
-    <w:p>
-      <w:pPr>
-        <w:numPr>
-          <w:ilvl w:val="1"/>
-          <w:numId w:val="1"/>
-        </w:numPr>
-        <w:spacing w:after="120" w:line="360" w:lineRule="auto"/>
-        <w:rPr>
-          <w:rFonts w:eastAsia="Times New Roman"/>
-          <w:lang w:val="en-IN"/>
-        </w:rPr>
-      </w:pPr>
-      <w:r>
-        <w:rPr>
-          <w:rFonts w:eastAsia="Times New Roman"/>
-          <w:lang w:val="en-IN"/>
-        </w:rPr>
-        <w:t>Function: It will process form submissions (like registration and quiz answers), manage user sessions, interact with the MySQL database, and generate the dynami</w:t>
-      </w:r>
-      <w:r>
-        <w:rPr>
-          <w:rFonts w:eastAsia="Times New Roman"/>
-          <w:lang w:val="en-IN"/>
-        </w:rPr>
-        <w:t>c content displayed to the us</w:t>
-      </w:r>
-    </w:p>
-    <w:p>
-      <w:pPr>
-        <w:spacing w:after="120" w:line="360" w:lineRule="auto"/>
-        <w:rPr>
-          <w:rFonts w:eastAsia="Times New Roman"/>
-          <w:lang w:val="en-IN"/>
-        </w:rPr>
-      </w:pPr>
-    </w:p>
-    <w:p>
-      <w:pPr>
-        <w:spacing w:after="120" w:line="360" w:lineRule="auto"/>
-        <w:rPr>
-          <w:rFonts w:eastAsia="Times New Roman"/>
-          <w:lang w:val="en-IN"/>
-        </w:rPr>
-        <w:sectPr>
-          <w:pgSz w:w="11906" w:h="16838" w:code="9"/>
-          <w:pgMar w:top="1440" w:right="1440" w:bottom="2160" w:left="2160" w:header="709" w:footer="709" w:gutter="0"/>
-          <w:pgBorders w:offsetFrom="page">
-            <w:top w:val="single" w:sz="8" w:space="20" w:color="auto"/>
-            <w:left w:val="single" w:sz="8" w:space="20" w:color="auto"/>
-            <w:bottom w:val="single" w:sz="8" w:space="20" w:color="auto"/>
-            <w:right w:val="single" w:sz="8" w:space="20" w:color="auto"/>
-          </w:pgBorders>
-          <w:cols w:space="708"/>
-          <w:docGrid w:linePitch="360"/>
-        </w:sectPr>
-      </w:pPr>
-    </w:p>
-    <w:p>
-      <w:pPr>
-        <w:pStyle w:val="Heading1"/>
-        <w:spacing w:line="360" w:lineRule="auto"/>
-        <w:jc w:val="both"/>
-        <w:rPr>
-          <w:rFonts w:ascii="Arial" w:hAnsi="Arial" w:cs="Arial"/>
-          <w:b/>
-          <w:color w:val="000000" w:themeColor="text1"/>
-        </w:rPr>
-      </w:pPr>
-      <w:r>
-        <w:rPr>
-          <w:rFonts w:ascii="Arial" w:hAnsi="Arial" w:cs="Arial"/>
-          <w:b/>
-          <w:color w:val="000000" w:themeColor="text1"/>
-        </w:rPr>
-        <w:lastRenderedPageBreak/>
-        <w:t>2. PROPOSED SYSTEM</w:t>
-      </w:r>
-    </w:p>
-    <w:p>
-      <w:pPr>
-        <w:pStyle w:val="NormalWeb"/>
-        <w:spacing w:line="360" w:lineRule="auto"/>
-        <w:jc w:val="both"/>
-        <w:rPr>
-          <w:rFonts w:ascii="Arial" w:hAnsi="Arial" w:cs="Arial"/>
-        </w:rPr>
-      </w:pPr>
-      <w:r>
-        <w:rPr>
-          <w:rFonts w:ascii="Arial" w:hAnsi="Arial" w:cs="Arial"/>
-        </w:rPr>
-        <w:t xml:space="preserve">The proposed system, </w:t>
-      </w:r>
-      <w:proofErr w:type="spellStart"/>
-      <w:r>
-        <w:rPr>
-          <w:rStyle w:val="Strong"/>
-          <w:rFonts w:ascii="Arial" w:hAnsi="Arial" w:cs="Arial"/>
-        </w:rPr>
-        <w:t>WorkNest</w:t>
-      </w:r>
-      <w:proofErr w:type="spellEnd"/>
-      <w:r>
-        <w:rPr>
-          <w:rFonts w:ascii="Arial" w:hAnsi="Arial" w:cs="Arial"/>
-        </w:rPr>
-        <w:t>, is a web-based organizational management platform designed to manage users, roles, projects, and tasks in a structured and secure manner. The system replaces manual and fragmented processes with a centralized role-based solution.</w:t>
-      </w:r>
-    </w:p>
-    <w:p>
-      <w:pPr>
-        <w:pStyle w:val="NormalWeb"/>
-        <w:spacing w:line="360" w:lineRule="auto"/>
-        <w:jc w:val="both"/>
-        <w:rPr>
-          <w:rFonts w:ascii="Arial" w:hAnsi="Arial" w:cs="Arial"/>
-        </w:rPr>
-      </w:pPr>
-      <w:proofErr w:type="spellStart"/>
-      <w:r>
-        <w:rPr>
-          <w:rFonts w:ascii="Arial" w:hAnsi="Arial" w:cs="Arial"/>
-        </w:rPr>
-        <w:t>WorkNest</w:t>
-      </w:r>
-      <w:proofErr w:type="spellEnd"/>
-      <w:r>
-        <w:rPr>
           <w:rFonts w:ascii="Arial" w:hAnsi="Arial" w:cs="Arial"/>
         </w:rPr>
         <w:t xml:space="preserve"> ensures that each user interacts with the system according to assigned permissions, thereby improving efficiency, accountability, and data security within the organization.</w:t>
       </w:r>
-    </w:p>
-    <w:p>
-      <w:pPr>
-        <w:spacing w:line="360" w:lineRule="auto"/>
-        <w:jc w:val="both"/>
-      </w:pPr>
       <w:r>
         <w:pict w14:anchorId="348E24FC">
           <v:rect id="_x0000_i1029" style="width:0;height:1.5pt" o:hralign="center" o:hrstd="t" o:hr="t" fillcolor="#a0a0a0" stroked="f"/>
@@ -5042,6 +4718,7 @@
           <w:b/>
           <w:color w:val="000000" w:themeColor="text1"/>
         </w:rPr>
+        <w:lastRenderedPageBreak/>
         <w:t>2.1 Proposed System</w:t>
       </w:r>
     </w:p>
@@ -5248,7 +4925,6 @@
           <w:b/>
           <w:color w:val="000000" w:themeColor="text1"/>
         </w:rPr>
-        <w:lastRenderedPageBreak/>
         <w:t>2.1.1 Feasibility Study</w:t>
       </w:r>
     </w:p>
@@ -5416,6 +5092,7 @@
         <w:rPr>
           <w:rFonts w:ascii="Arial" w:hAnsi="Arial" w:cs="Arial"/>
         </w:rPr>
+        <w:lastRenderedPageBreak/>
         <w:t>The system architecture is scalable and maintainable</w:t>
       </w:r>
     </w:p>
@@ -5625,7 +5302,6 @@
         <w:rPr>
           <w:rFonts w:ascii="Arial" w:hAnsi="Arial" w:cs="Arial"/>
         </w:rPr>
-        <w:lastRenderedPageBreak/>
         <w:t>Hence, the system offers significant value at a reasonable cost.</w:t>
       </w:r>
     </w:p>
@@ -5799,6 +5475,7 @@
         <w:rPr>
           <w:rFonts w:ascii="Arial" w:hAnsi="Arial" w:cs="Arial"/>
         </w:rPr>
+        <w:lastRenderedPageBreak/>
         <w:t>As a result, users can easily adapt to and operate the system.</w:t>
       </w:r>
     </w:p>
@@ -6037,7 +5714,6 @@
           <w:b/>
           <w:color w:val="000000" w:themeColor="text1"/>
         </w:rPr>
-        <w:lastRenderedPageBreak/>
         <w:t>2.3 User Requirements</w:t>
       </w:r>
     </w:p>
@@ -6210,745 +5886,33 @@
     <w:p>
       <w:pPr>
         <w:pStyle w:val="NormalWeb"/>
-        <w:spacing w:line="360" w:lineRule="auto"/>
-        <w:jc w:val="both"/>
-        <w:rPr>
-          <w:rFonts w:ascii="Arial" w:hAnsi="Arial" w:cs="Arial"/>
-        </w:rPr>
-      </w:pPr>
-      <w:r>
-        <w:rPr>
-          <w:rFonts w:ascii="Arial" w:hAnsi="Arial" w:cs="Arial"/>
-        </w:rPr>
-        <w:t>Meeting these requirements ensures that the system is useful, efficient, and user-friendly.</w:t>
-      </w:r>
-    </w:p>
-    <w:p>
-      <w:pPr>
-        <w:pStyle w:val="NormalWeb"/>
-        <w:spacing w:line="360" w:lineRule="auto"/>
-        <w:jc w:val="both"/>
-        <w:rPr>
-          <w:rFonts w:ascii="Arial" w:hAnsi="Arial" w:cs="Arial"/>
-        </w:rPr>
-      </w:pPr>
-    </w:p>
-    <w:p>
-      <w:pPr>
-        <w:pStyle w:val="NormalWeb"/>
-        <w:spacing w:line="360" w:lineRule="auto"/>
-        <w:jc w:val="both"/>
-        <w:rPr>
-          <w:rFonts w:ascii="Arial" w:hAnsi="Arial" w:cs="Arial"/>
-        </w:rPr>
-      </w:pPr>
-    </w:p>
-    <w:p>
-      <w:pPr>
-        <w:pStyle w:val="NormalWeb"/>
-        <w:spacing w:line="360" w:lineRule="auto"/>
-        <w:jc w:val="both"/>
-        <w:rPr>
-          <w:rFonts w:ascii="Arial" w:hAnsi="Arial" w:cs="Arial"/>
-        </w:rPr>
-      </w:pPr>
-    </w:p>
-    <w:p>
-      <w:pPr>
-        <w:spacing w:after="120" w:line="360" w:lineRule="auto"/>
-        <w:rPr>
-          <w:b/>
-          <w:bCs/>
-          <w:color w:val="000000"/>
-        </w:rPr>
-      </w:pPr>
-    </w:p>
-    <w:p>
-      <w:pPr>
-        <w:spacing w:after="120" w:line="360" w:lineRule="auto"/>
-        <w:rPr>
-          <w:rFonts w:eastAsia="Times New Roman"/>
-          <w:b/>
-          <w:bCs/>
-          <w:lang w:val="en-IN"/>
-        </w:rPr>
-      </w:pPr>
-      <w:proofErr w:type="gramStart"/>
-      <w:r>
-        <w:rPr>
-          <w:b/>
-          <w:bCs/>
-          <w:color w:val="000000"/>
-        </w:rPr>
-        <w:t>2.PROPOSED</w:t>
-      </w:r>
-      <w:proofErr w:type="gramEnd"/>
-      <w:r>
-        <w:rPr>
-          <w:b/>
-          <w:bCs/>
-          <w:color w:val="000000"/>
-        </w:rPr>
-        <w:t xml:space="preserve"> SYSTEM</w:t>
-      </w:r>
-    </w:p>
-    <w:p>
-      <w:pPr>
-        <w:spacing w:after="120" w:line="360" w:lineRule="auto"/>
-        <w:rPr>
-          <w:rFonts w:eastAsia="Times New Roman"/>
-          <w:lang w:val="en-IN"/>
-        </w:rPr>
-      </w:pPr>
-    </w:p>
-    <w:p>
-      <w:pPr>
-        <w:spacing w:after="120" w:line="360" w:lineRule="auto"/>
-        <w:rPr>
-          <w:rFonts w:eastAsia="Times New Roman"/>
-          <w:lang w:val="en-IN"/>
-        </w:rPr>
-      </w:pPr>
-      <w:r>
-        <w:rPr>
-          <w:rFonts w:eastAsia="Times New Roman"/>
-          <w:lang w:val="en-IN"/>
-        </w:rPr>
-        <w:t xml:space="preserve">The proposed system, </w:t>
-      </w:r>
-      <w:proofErr w:type="spellStart"/>
-      <w:r>
-        <w:rPr>
-          <w:rFonts w:eastAsia="Times New Roman"/>
-          <w:lang w:val="en-IN"/>
-        </w:rPr>
-        <w:t>Quizoria</w:t>
-      </w:r>
-      <w:proofErr w:type="spellEnd"/>
-      <w:r>
-        <w:rPr>
-          <w:rFonts w:eastAsia="Times New Roman"/>
-          <w:lang w:val="en-IN"/>
-        </w:rPr>
-        <w:t>, is a web application designed as a comprehensive online platform for users to take quizzes on various programming languages like HTML, CSS, Java, and Android. It is built using HTML, CSS, JavaScript (Frontend), Java (Backend logic, replacing the PHP mentioned in the original document), and MySQL (Database).</w:t>
-      </w:r>
-    </w:p>
-    <w:p>
-      <w:pPr>
-        <w:spacing w:after="120" w:line="360" w:lineRule="auto"/>
-        <w:rPr>
-          <w:rFonts w:eastAsia="Times New Roman"/>
-          <w:lang w:val="en-IN"/>
-        </w:rPr>
-      </w:pPr>
-      <w:r>
-        <w:rPr>
-          <w:rFonts w:eastAsia="Times New Roman"/>
-          <w:lang w:val="en-IN"/>
-        </w:rPr>
-        <w:t>2.1 Proposed System: Key Features</w:t>
-      </w:r>
-    </w:p>
-    <w:p>
-      <w:pPr>
-        <w:spacing w:after="120" w:line="360" w:lineRule="auto"/>
-        <w:rPr>
-          <w:rFonts w:eastAsia="Times New Roman"/>
-          <w:lang w:val="en-IN"/>
-        </w:rPr>
-      </w:pPr>
-      <w:r>
-        <w:rPr>
-          <w:rFonts w:eastAsia="Times New Roman"/>
-          <w:lang w:val="en-IN"/>
-        </w:rPr>
-        <w:t>The system offers the following key functional modules to enhance the learning experience:</w:t>
-      </w:r>
-    </w:p>
-    <w:p>
-      <w:pPr>
         <w:numPr>
           <w:ilvl w:val="0"/>
-          <w:numId w:val="2"/>
+          <w:numId w:val="22"/>
         </w:numPr>
-        <w:spacing w:after="120" w:line="360" w:lineRule="auto"/>
-        <w:rPr>
-          <w:rFonts w:eastAsia="Times New Roman"/>
-          <w:lang w:val="en-IN"/>
-        </w:rPr>
-      </w:pPr>
-      <w:r>
-        <w:rPr>
-          <w:rFonts w:eastAsia="Times New Roman"/>
-          <w:lang w:val="en-IN"/>
+        <w:spacing w:line="360" w:lineRule="auto"/>
+        <w:jc w:val="both"/>
+        <w:rPr>
+          <w:rFonts w:ascii="Arial" w:hAnsi="Arial" w:cs="Arial"/>
+        </w:rPr>
+      </w:pPr>
+      <w:r>
+        <w:rPr>
+          <w:rFonts w:ascii="Arial" w:hAnsi="Arial" w:cs="Arial"/>
         </w:rPr>
         <w:lastRenderedPageBreak/>
-        <w:t>Quiz Creation and Management: An Admin panel will allow for creating, updating, and deleting quizzes. It will support multiple question types (e.g., multiple choice, true/false) and organize them by categories and difficulty levels.</w:t>
-      </w:r>
-    </w:p>
-    <w:p>
-      <w:pPr>
-        <w:numPr>
-          <w:ilvl w:val="0"/>
-          <w:numId w:val="2"/>
-        </w:numPr>
-        <w:spacing w:after="120" w:line="360" w:lineRule="auto"/>
-        <w:rPr>
-          <w:rFonts w:eastAsia="Times New Roman"/>
-          <w:lang w:val="en-IN"/>
-        </w:rPr>
-      </w:pPr>
-      <w:r>
-        <w:rPr>
-          <w:rFonts w:eastAsia="Times New Roman"/>
-          <w:lang w:val="en-IN"/>
-        </w:rPr>
-        <w:t>Quiz Participation: Users can browse and select quizzes by category or difficulty level. A timer can be implemented for each question or the entire quiz to increase engagement.</w:t>
-      </w:r>
-    </w:p>
-    <w:p>
-      <w:pPr>
-        <w:numPr>
-          <w:ilvl w:val="0"/>
-          <w:numId w:val="2"/>
-        </w:numPr>
-        <w:spacing w:after="120" w:line="360" w:lineRule="auto"/>
-        <w:rPr>
-          <w:rFonts w:eastAsia="Times New Roman"/>
-          <w:lang w:val="en-IN"/>
-        </w:rPr>
-      </w:pPr>
-      <w:r>
-        <w:rPr>
-          <w:rFonts w:eastAsia="Times New Roman"/>
-          <w:lang w:val="en-IN"/>
-        </w:rPr>
-        <w:t>Score Calculation and Feedback: Scores are automatically calculated and displayed immediately after the quiz. Correct answers and explanations are provided for learning purposes.</w:t>
-      </w:r>
-    </w:p>
-    <w:p>
-      <w:pPr>
-        <w:numPr>
-          <w:ilvl w:val="0"/>
-          <w:numId w:val="2"/>
-        </w:numPr>
-        <w:spacing w:after="120" w:line="360" w:lineRule="auto"/>
-        <w:rPr>
-          <w:rFonts w:eastAsia="Times New Roman"/>
-          <w:lang w:val="en-IN"/>
-        </w:rPr>
-      </w:pPr>
-      <w:r>
-        <w:rPr>
-          <w:rFonts w:eastAsia="Times New Roman"/>
-          <w:lang w:val="en-IN"/>
-        </w:rPr>
-        <w:t>Leaderboards and Gamification: The system includes leaderboards to showcase top-performing users and offers badges or rewards for completing quizzes or achieving milestones.</w:t>
-      </w:r>
-    </w:p>
-    <w:p>
-      <w:pPr>
-        <w:spacing w:after="120" w:line="360" w:lineRule="auto"/>
-        <w:rPr>
-          <w:rFonts w:eastAsia="Times New Roman"/>
-          <w:lang w:val="en-IN"/>
-        </w:rPr>
-      </w:pPr>
-    </w:p>
-    <w:p>
-      <w:pPr>
-        <w:spacing w:after="120" w:line="360" w:lineRule="auto"/>
-        <w:rPr>
-          <w:rFonts w:eastAsia="Times New Roman"/>
-          <w:lang w:val="en-IN"/>
-        </w:rPr>
-      </w:pPr>
-      <w:r>
-        <w:rPr>
-          <w:rFonts w:eastAsia="Times New Roman"/>
-          <w:lang w:val="en-IN"/>
-        </w:rPr>
-        <w:t>2. Economic Feasibility</w:t>
-      </w:r>
-    </w:p>
-    <w:p>
-      <w:pPr>
-        <w:spacing w:after="120" w:line="360" w:lineRule="auto"/>
-        <w:rPr>
-          <w:rFonts w:eastAsia="Times New Roman"/>
-          <w:lang w:val="en-IN"/>
-        </w:rPr>
-      </w:pPr>
-      <w:r>
-        <w:rPr>
-          <w:rFonts w:eastAsia="Times New Roman"/>
-          <w:lang w:val="en-IN"/>
-        </w:rPr>
-        <w:t>This assesses whether the benefits of the proposed system outweigh the costs.</w:t>
-      </w:r>
-    </w:p>
-    <w:p>
-      <w:pPr>
-        <w:numPr>
-          <w:ilvl w:val="0"/>
-          <w:numId w:val="3"/>
-        </w:numPr>
-        <w:spacing w:after="120" w:line="360" w:lineRule="auto"/>
-        <w:rPr>
-          <w:rFonts w:eastAsia="Times New Roman"/>
-          <w:lang w:val="en-IN"/>
-        </w:rPr>
-      </w:pPr>
-      <w:r>
-        <w:rPr>
-          <w:rFonts w:eastAsia="Times New Roman"/>
-          <w:lang w:val="en-IN"/>
-        </w:rPr>
-        <w:t>Verdict: Feasible</w:t>
-      </w:r>
-    </w:p>
-    <w:p>
-      <w:pPr>
-        <w:numPr>
-          <w:ilvl w:val="0"/>
-          <w:numId w:val="3"/>
-        </w:numPr>
-        <w:spacing w:after="120" w:line="360" w:lineRule="auto"/>
-        <w:rPr>
-          <w:rFonts w:eastAsia="Times New Roman"/>
-          <w:lang w:val="en-IN"/>
-        </w:rPr>
-      </w:pPr>
-      <w:r>
-        <w:rPr>
-          <w:rFonts w:eastAsia="Times New Roman"/>
-          <w:lang w:val="en-IN"/>
-        </w:rPr>
-        <w:t>Reasoning: The core technologies used are often open-source (e.g., MySQL, Apache/Nginx, Java), which helps keep software licensing costs minimal. The primary cost is development time, which is a one-time investment expected to yield significant returns through user engagement and improved learning opportunities.</w:t>
-      </w:r>
-    </w:p>
-    <w:p>
-      <w:pPr>
-        <w:spacing w:after="120" w:line="360" w:lineRule="auto"/>
-        <w:rPr>
-          <w:rFonts w:eastAsia="Times New Roman"/>
-          <w:lang w:val="en-IN"/>
-        </w:rPr>
-      </w:pPr>
-      <w:r>
-        <w:rPr>
-          <w:rFonts w:eastAsia="Times New Roman"/>
-          <w:lang w:val="en-IN"/>
-        </w:rPr>
-        <w:t>3. Operational Feasibility</w:t>
-      </w:r>
-    </w:p>
-    <w:p>
-      <w:pPr>
-        <w:spacing w:after="120" w:line="360" w:lineRule="auto"/>
-        <w:rPr>
-          <w:rFonts w:eastAsia="Times New Roman"/>
-          <w:lang w:val="en-IN"/>
-        </w:rPr>
-      </w:pPr>
-      <w:r>
-        <w:rPr>
-          <w:rFonts w:eastAsia="Times New Roman"/>
-          <w:lang w:val="en-IN"/>
-        </w:rPr>
-        <w:t>This assesses if the system can be successfully integrated and used effectively by the organization (the college/students) and end-users.</w:t>
-      </w:r>
-    </w:p>
-    <w:p>
-      <w:pPr>
-        <w:numPr>
-          <w:ilvl w:val="0"/>
-          <w:numId w:val="4"/>
-        </w:numPr>
-        <w:spacing w:after="120" w:line="360" w:lineRule="auto"/>
-        <w:rPr>
-          <w:rFonts w:eastAsia="Times New Roman"/>
-          <w:lang w:val="en-IN"/>
-        </w:rPr>
-      </w:pPr>
-      <w:r>
-        <w:rPr>
-          <w:rFonts w:eastAsia="Times New Roman"/>
-          <w:lang w:val="en-IN"/>
-        </w:rPr>
-        <w:t>Verdict: Feasible (Pass)</w:t>
-      </w:r>
-    </w:p>
-    <w:p>
-      <w:pPr>
-        <w:numPr>
-          <w:ilvl w:val="0"/>
-          <w:numId w:val="4"/>
-        </w:numPr>
-        <w:spacing w:after="120" w:line="360" w:lineRule="auto"/>
-        <w:rPr>
-          <w:rFonts w:eastAsia="Times New Roman"/>
-          <w:lang w:val="en-IN"/>
-        </w:rPr>
-      </w:pPr>
-      <w:r>
-        <w:rPr>
-          <w:rFonts w:eastAsia="Times New Roman"/>
-          <w:lang w:val="en-IN"/>
-        </w:rPr>
-        <w:t>Reasoning: The system is designed to be user-friendly and offers clear benefits, such as accessibility and personalized learning opportunities, that solve the problems of current methods. It has minimal disruption as it runs on a standard web browser interface.</w:t>
-      </w:r>
-    </w:p>
-    <w:p>
-      <w:pPr>
-        <w:spacing w:after="120" w:line="360" w:lineRule="auto"/>
+        <w:t>Meeting these requirements ensures that the system is useful, efficient, and user-friendly.</w:t>
+      </w:r>
+    </w:p>
+    <w:p>
+      <w:pPr>
+        <w:spacing w:after="160" w:line="259" w:lineRule="auto"/>
         <w:rPr>
           <w:rFonts w:eastAsia="Times New Roman"/>
           <w:sz w:val="24"/>
           <w:szCs w:val="24"/>
-          <w:lang w:val="en-IN"/>
-        </w:rPr>
-      </w:pPr>
-      <w:r>
-        <w:rPr>
-          <w:rFonts w:eastAsia="Times New Roman"/>
-          <w:sz w:val="24"/>
-          <w:szCs w:val="24"/>
-          <w:lang w:val="en-IN"/>
-        </w:rPr>
-        <w:t xml:space="preserve">2.2 Objectives of System </w:t>
-      </w:r>
-    </w:p>
-    <w:p>
-      <w:pPr>
-        <w:spacing w:after="120" w:line="360" w:lineRule="auto"/>
-        <w:rPr>
-          <w:rFonts w:eastAsia="Times New Roman"/>
-          <w:sz w:val="24"/>
-          <w:szCs w:val="24"/>
-          <w:lang w:val="en-IN"/>
-        </w:rPr>
-      </w:pPr>
-      <w:r>
-        <w:rPr>
-          <w:rFonts w:eastAsia="Times New Roman"/>
-          <w:sz w:val="24"/>
-          <w:szCs w:val="24"/>
-          <w:lang w:val="en-IN"/>
-        </w:rPr>
-        <w:lastRenderedPageBreak/>
-        <w:t xml:space="preserve">The main objectives that guide the </w:t>
-      </w:r>
-      <w:proofErr w:type="spellStart"/>
-      <w:r>
-        <w:rPr>
-          <w:rFonts w:eastAsia="Times New Roman"/>
-          <w:sz w:val="24"/>
-          <w:szCs w:val="24"/>
-          <w:lang w:val="en-IN"/>
-        </w:rPr>
-        <w:t>Quizoria</w:t>
-      </w:r>
-      <w:proofErr w:type="spellEnd"/>
-      <w:r>
-        <w:rPr>
-          <w:rFonts w:eastAsia="Times New Roman"/>
-          <w:sz w:val="24"/>
-          <w:szCs w:val="24"/>
-          <w:lang w:val="en-IN"/>
-        </w:rPr>
-        <w:t xml:space="preserve"> project are to create an effective and secure learning tool:</w:t>
-      </w:r>
-    </w:p>
-    <w:p>
-      <w:pPr>
-        <w:numPr>
-          <w:ilvl w:val="0"/>
-          <w:numId w:val="5"/>
-        </w:numPr>
-        <w:spacing w:after="120" w:line="360" w:lineRule="auto"/>
-        <w:rPr>
-          <w:rFonts w:eastAsia="Times New Roman"/>
-          <w:sz w:val="24"/>
-          <w:szCs w:val="24"/>
-          <w:lang w:val="en-IN"/>
-        </w:rPr>
-      </w:pPr>
-      <w:r>
-        <w:rPr>
-          <w:rFonts w:eastAsia="Times New Roman"/>
-          <w:sz w:val="24"/>
-          <w:szCs w:val="24"/>
-          <w:lang w:val="en-IN"/>
-        </w:rPr>
-        <w:t>Efficient Quiz Registration and Management: To develop a user-friendly system where users can easily browse various coding quizzes, select difficulty levels, and participate seamlessly.</w:t>
-      </w:r>
-    </w:p>
-    <w:p>
-      <w:pPr>
-        <w:numPr>
-          <w:ilvl w:val="0"/>
-          <w:numId w:val="5"/>
-        </w:numPr>
-        <w:spacing w:after="120" w:line="360" w:lineRule="auto"/>
-        <w:rPr>
-          <w:rFonts w:eastAsia="Times New Roman"/>
-          <w:sz w:val="24"/>
-          <w:szCs w:val="24"/>
-          <w:lang w:val="en-IN"/>
-        </w:rPr>
-      </w:pPr>
-      <w:r>
-        <w:rPr>
-          <w:rFonts w:eastAsia="Times New Roman"/>
-          <w:sz w:val="24"/>
-          <w:szCs w:val="24"/>
-          <w:lang w:val="en-IN"/>
-        </w:rPr>
-        <w:t>Secure User Authentication: To implement a secure login and registration system so users can track their progress, store results, and access personalized quiz recommendations</w:t>
-      </w:r>
-    </w:p>
-    <w:p>
-      <w:pPr>
-        <w:spacing w:after="120" w:line="360" w:lineRule="auto"/>
-        <w:rPr>
-          <w:rFonts w:eastAsia="Times New Roman"/>
-          <w:sz w:val="24"/>
-          <w:szCs w:val="24"/>
-          <w:lang w:val="en-IN"/>
-        </w:rPr>
-      </w:pPr>
-      <w:r>
-        <w:rPr>
-          <w:rFonts w:eastAsia="Times New Roman"/>
-          <w:sz w:val="24"/>
-          <w:szCs w:val="24"/>
-          <w:lang w:val="en-IN"/>
-        </w:rPr>
-        <w:t>2.3 User Requirements</w:t>
-      </w:r>
-    </w:p>
-    <w:p>
-      <w:pPr>
-        <w:spacing w:after="120" w:line="360" w:lineRule="auto"/>
-        <w:rPr>
-          <w:rFonts w:eastAsia="Times New Roman"/>
-          <w:sz w:val="24"/>
-          <w:szCs w:val="24"/>
-          <w:lang w:val="en-IN"/>
-        </w:rPr>
-      </w:pPr>
-      <w:r>
-        <w:rPr>
-          <w:rFonts w:eastAsia="Times New Roman"/>
-          <w:sz w:val="24"/>
-          <w:szCs w:val="24"/>
-          <w:lang w:val="en-IN"/>
-        </w:rPr>
-        <w:t xml:space="preserve">User requirements define what the system must be able to do for the person using it. For </w:t>
-      </w:r>
-      <w:proofErr w:type="spellStart"/>
-      <w:r>
-        <w:rPr>
-          <w:rFonts w:eastAsia="Times New Roman"/>
-          <w:sz w:val="24"/>
-          <w:szCs w:val="24"/>
-          <w:lang w:val="en-IN"/>
-        </w:rPr>
-        <w:t>Quizoria</w:t>
-      </w:r>
-      <w:proofErr w:type="spellEnd"/>
-      <w:r>
-        <w:rPr>
-          <w:rFonts w:eastAsia="Times New Roman"/>
-          <w:sz w:val="24"/>
-          <w:szCs w:val="24"/>
-          <w:lang w:val="en-IN"/>
-        </w:rPr>
-        <w:t>, these are driven by the need for convenience, variety, and informative feedback:</w:t>
-      </w:r>
-    </w:p>
-    <w:p>
-      <w:pPr>
-        <w:numPr>
-          <w:ilvl w:val="0"/>
-          <w:numId w:val="6"/>
-        </w:numPr>
-        <w:spacing w:after="120" w:line="360" w:lineRule="auto"/>
-        <w:rPr>
-          <w:rFonts w:eastAsia="Times New Roman"/>
-          <w:sz w:val="24"/>
-          <w:szCs w:val="24"/>
-          <w:lang w:val="en-IN"/>
-        </w:rPr>
-      </w:pPr>
-      <w:r>
-        <w:rPr>
-          <w:rFonts w:eastAsia="Times New Roman"/>
-          <w:sz w:val="24"/>
-          <w:szCs w:val="24"/>
-          <w:lang w:val="en-IN"/>
-        </w:rPr>
-        <w:t>Ease of Access: Users must be able to access the quizzes 24/7 and browse/select quizzes easily by category or difficulty.</w:t>
-      </w:r>
-    </w:p>
-    <w:p>
-      <w:pPr>
-        <w:numPr>
-          <w:ilvl w:val="0"/>
-          <w:numId w:val="6"/>
-        </w:numPr>
-        <w:spacing w:after="120" w:line="360" w:lineRule="auto"/>
-        <w:rPr>
-          <w:rFonts w:eastAsia="Times New Roman"/>
-          <w:sz w:val="24"/>
-          <w:szCs w:val="24"/>
-          <w:lang w:val="en-IN"/>
-        </w:rPr>
-      </w:pPr>
-      <w:r>
-        <w:rPr>
-          <w:rFonts w:eastAsia="Times New Roman"/>
-          <w:sz w:val="24"/>
-          <w:szCs w:val="24"/>
-          <w:lang w:val="en-IN"/>
-        </w:rPr>
-        <w:t>Variety of Content: Users need access to a wide range of quizzes covering different programming languages, topics, and difficulty levels.</w:t>
-      </w:r>
-    </w:p>
-    <w:p>
-      <w:pPr>
-        <w:numPr>
-          <w:ilvl w:val="0"/>
-          <w:numId w:val="6"/>
-        </w:numPr>
-        <w:spacing w:after="120" w:line="360" w:lineRule="auto"/>
-        <w:rPr>
-          <w:rFonts w:eastAsia="Times New Roman"/>
-          <w:sz w:val="24"/>
-          <w:szCs w:val="24"/>
-          <w:lang w:val="en-IN"/>
-        </w:rPr>
-      </w:pPr>
-      <w:r>
-        <w:rPr>
-          <w:rFonts w:eastAsia="Times New Roman"/>
-          <w:sz w:val="24"/>
-          <w:szCs w:val="24"/>
-          <w:lang w:val="en-IN"/>
-        </w:rPr>
-        <w:t>Detailed Feedback: Users require detailed explanations of correct and incorrect answers, hints, and resources to improve their understanding.</w:t>
-      </w:r>
-    </w:p>
-    <w:p>
-      <w:pPr>
-        <w:numPr>
-          <w:ilvl w:val="0"/>
-          <w:numId w:val="6"/>
-        </w:numPr>
-        <w:spacing w:after="120" w:line="360" w:lineRule="auto"/>
-        <w:rPr>
-          <w:rFonts w:eastAsia="Times New Roman"/>
-          <w:sz w:val="24"/>
-          <w:szCs w:val="24"/>
-          <w:lang w:val="en-IN"/>
-        </w:rPr>
-      </w:pPr>
-      <w:r>
-        <w:rPr>
-          <w:rFonts w:eastAsia="Times New Roman"/>
-          <w:sz w:val="24"/>
-          <w:szCs w:val="24"/>
-          <w:lang w:val="en-IN"/>
-        </w:rPr>
-        <w:t>Progress Tracking: Users must be able to track their improvement over time and receive tailored quiz suggestions.</w:t>
-      </w:r>
-    </w:p>
-    <w:p>
-      <w:pPr>
-        <w:numPr>
-          <w:ilvl w:val="0"/>
-          <w:numId w:val="6"/>
-        </w:numPr>
-        <w:spacing w:after="120" w:line="360" w:lineRule="auto"/>
-        <w:rPr>
-          <w:rFonts w:eastAsia="Times New Roman"/>
-          <w:sz w:val="24"/>
-          <w:szCs w:val="24"/>
-          <w:lang w:val="en-IN"/>
-        </w:rPr>
-      </w:pPr>
-      <w:r>
-        <w:rPr>
-          <w:rFonts w:eastAsia="Times New Roman"/>
-          <w:sz w:val="24"/>
-          <w:szCs w:val="24"/>
-          <w:lang w:val="en-IN"/>
-        </w:rPr>
-        <w:t>Secure Profile Management: Users need a secure login/registration to maintain their quiz history, results, and performance insights.</w:t>
-      </w:r>
-    </w:p>
-    <w:p>
-      <w:pPr>
-        <w:numPr>
-          <w:ilvl w:val="0"/>
-          <w:numId w:val="6"/>
-        </w:numPr>
-        <w:spacing w:after="120" w:line="360" w:lineRule="auto"/>
-        <w:rPr>
-          <w:rFonts w:eastAsia="Times New Roman"/>
-          <w:sz w:val="24"/>
-          <w:szCs w:val="24"/>
-          <w:lang w:val="en-IN"/>
-        </w:rPr>
-      </w:pPr>
-      <w:r>
-        <w:rPr>
-          <w:rFonts w:eastAsia="Times New Roman"/>
-          <w:sz w:val="24"/>
-          <w:szCs w:val="24"/>
-          <w:lang w:val="en-IN"/>
-        </w:rPr>
-        <w:t xml:space="preserve">Performance Comparison: Users should be able to see </w:t>
-      </w:r>
-      <w:proofErr w:type="spellStart"/>
-      <w:r>
-        <w:rPr>
-          <w:rFonts w:eastAsia="Times New Roman"/>
-          <w:sz w:val="24"/>
-          <w:szCs w:val="24"/>
-          <w:lang w:val="en-IN"/>
-        </w:rPr>
-        <w:t>Leaderboards</w:t>
-      </w:r>
-      <w:proofErr w:type="spellEnd"/>
-      <w:r>
-        <w:rPr>
-          <w:rFonts w:eastAsia="Times New Roman"/>
-          <w:sz w:val="24"/>
-          <w:szCs w:val="24"/>
-          <w:lang w:val="en-IN"/>
-        </w:rPr>
-        <w:t xml:space="preserve"> showing top-performing users</w:t>
-      </w:r>
-    </w:p>
-    <w:p>
-      <w:pPr>
-        <w:spacing w:after="160" w:line="259" w:lineRule="auto"/>
-        <w:rPr>
-          <w:rFonts w:eastAsia="Times New Roman"/>
-          <w:sz w:val="24"/>
-          <w:szCs w:val="24"/>
-        </w:rPr>
-      </w:pPr>
-      <w:r>
-        <w:rPr>
-          <w:rFonts w:eastAsia="Times New Roman"/>
-          <w:sz w:val="24"/>
-          <w:szCs w:val="24"/>
-        </w:rPr>
-        <w:br w:type="page"/>
-      </w:r>
+        </w:rPr>
+      </w:pPr>
     </w:p>
     <w:p>
       <w:pPr>
@@ -6971,7 +5935,6 @@
           <w:sz w:val="32"/>
           <w:szCs w:val="32"/>
         </w:rPr>
-        <w:lastRenderedPageBreak/>
         <w:t>3. Tasks for Iterative Phases / Development Cycle</w:t>
       </w:r>
     </w:p>
@@ -7263,6 +6226,7 @@
           <w:b/>
           <w:color w:val="000000" w:themeColor="text1"/>
         </w:rPr>
+        <w:lastRenderedPageBreak/>
         <w:t>3.2 System Design Phase</w:t>
       </w:r>
     </w:p>
@@ -7313,7 +6277,6 @@
           <w:b/>
           <w:color w:val="000000" w:themeColor="text1"/>
         </w:rPr>
-        <w:lastRenderedPageBreak/>
         <w:t>Tasks Performed:</w:t>
       </w:r>
     </w:p>
@@ -7692,6 +6655,7 @@
           <w:b/>
           <w:color w:val="000000" w:themeColor="text1"/>
         </w:rPr>
+        <w:lastRenderedPageBreak/>
         <w:t>3.4 Testing Phase</w:t>
       </w:r>
     </w:p>
@@ -7728,7 +6692,6 @@
           <w:b/>
           <w:color w:val="000000" w:themeColor="text1"/>
         </w:rPr>
-        <w:lastRenderedPageBreak/>
         <w:t>Tasks Performed:</w:t>
       </w:r>
     </w:p>
@@ -8101,6 +7064,7 @@
           <w:sz w:val="32"/>
           <w:szCs w:val="32"/>
         </w:rPr>
+        <w:lastRenderedPageBreak/>
         <w:t>4. Proposed System Design</w:t>
       </w:r>
     </w:p>
@@ -8141,7 +7105,6 @@
         <w:jc w:val="both"/>
       </w:pPr>
       <w:r>
-        <w:lastRenderedPageBreak/>
         <w:pict w14:anchorId="1E23BB11">
           <v:rect id="_x0000_i1042" style="width:0;height:1.5pt" o:hralign="center" o:hrstd="t" o:hr="t" fillcolor="#a0a0a0" stroked="f"/>
         </w:pict>
@@ -8236,7 +7199,6 @@
           <w:numId w:val="28"/>
         </w:numPr>
         <w:spacing w:line="360" w:lineRule="auto"/>
-        <w:jc w:val="both"/>
         <w:rPr>
           <w:rFonts w:ascii="Arial" w:hAnsi="Arial" w:cs="Arial"/>
         </w:rPr>
@@ -8273,7 +7235,6 @@
           <w:numId w:val="28"/>
         </w:numPr>
         <w:spacing w:line="360" w:lineRule="auto"/>
-        <w:jc w:val="both"/>
         <w:rPr>
           <w:rFonts w:ascii="Arial" w:hAnsi="Arial" w:cs="Arial"/>
         </w:rPr>
@@ -8310,7 +7271,6 @@
           <w:numId w:val="28"/>
         </w:numPr>
         <w:spacing w:line="360" w:lineRule="auto"/>
-        <w:jc w:val="both"/>
         <w:rPr>
           <w:rFonts w:ascii="Arial" w:hAnsi="Arial" w:cs="Arial"/>
         </w:rPr>
@@ -8432,6 +7392,7 @@
           <w:b/>
           <w:color w:val="000000" w:themeColor="text1"/>
         </w:rPr>
+        <w:lastRenderedPageBreak/>
         <w:t>Role Responsibilities:</w:t>
       </w:r>
     </w:p>
@@ -8556,7 +7517,6 @@
         <w:rPr>
           <w:rFonts w:ascii="Arial" w:hAnsi="Arial" w:cs="Arial"/>
         </w:rPr>
-        <w:lastRenderedPageBreak/>
         <w:t>This design ensures clear responsibility separation and prevents unauthorized access.</w:t>
       </w:r>
     </w:p>
@@ -8861,6 +7821,7 @@
         <w:rPr>
           <w:rFonts w:ascii="Arial" w:hAnsi="Arial" w:cs="Arial"/>
         </w:rPr>
+        <w:lastRenderedPageBreak/>
         <w:t>Password encryption</w:t>
       </w:r>
     </w:p>
@@ -8924,826 +7885,22 @@
       <w:pPr>
         <w:spacing w:after="120" w:line="360" w:lineRule="auto"/>
         <w:jc w:val="both"/>
-        <w:rPr>
-          <w:lang w:val="en-IN"/>
-        </w:rPr>
       </w:pPr>
     </w:p>
     <w:p>
       <w:pPr>
         <w:spacing w:after="120" w:line="360" w:lineRule="auto"/>
         <w:jc w:val="both"/>
-        <w:rPr>
-          <w:lang w:val="en-IN"/>
-        </w:rPr>
       </w:pPr>
     </w:p>
     <w:p>
       <w:pPr>
         <w:spacing w:after="120" w:line="360" w:lineRule="auto"/>
         <w:jc w:val="both"/>
-        <w:rPr>
-          <w:lang w:val="en-IN"/>
-        </w:rPr>
-      </w:pPr>
-      <w:r>
-        <w:rPr>
-          <w:lang w:val="en-IN"/>
-        </w:rPr>
-        <w:t xml:space="preserve"> Proposed System Design </w:t>
-      </w:r>
-      <w:r>
-        <w:rPr>
-          <w:lang w:val="en-IN"/>
-        </w:rPr>
-        <w:t>:</w:t>
-      </w:r>
-    </w:p>
-    <w:p>
-      <w:pPr>
-        <w:spacing w:after="120" w:line="360" w:lineRule="auto"/>
-        <w:jc w:val="both"/>
-        <w:rPr>
-          <w:lang w:val="en-IN"/>
-        </w:rPr>
-      </w:pPr>
-    </w:p>
-    <w:p>
-      <w:pPr>
-        <w:spacing w:after="120" w:line="360" w:lineRule="auto"/>
-        <w:jc w:val="both"/>
-        <w:rPr>
-          <w:lang w:val="en-IN"/>
-        </w:rPr>
-      </w:pPr>
-      <w:r>
-        <w:rPr>
-          <w:lang w:val="en-IN"/>
-        </w:rPr>
-        <w:t>The design explains how the pieces of your system fit together. The major change is how data is handled without MySQL.</w:t>
-      </w:r>
-    </w:p>
-    <w:p>
-      <w:pPr>
-        <w:spacing w:after="120" w:line="360" w:lineRule="auto"/>
-        <w:jc w:val="both"/>
-        <w:rPr>
-          <w:lang w:val="en-IN"/>
-        </w:rPr>
-      </w:pPr>
-    </w:p>
-    <w:p>
-      <w:pPr>
-        <w:spacing w:after="120" w:line="360" w:lineRule="auto"/>
-        <w:jc w:val="both"/>
-        <w:rPr>
-          <w:lang w:val="en-IN"/>
-        </w:rPr>
-      </w:pPr>
-      <w:r>
-        <w:rPr>
-          <w:lang w:val="en-IN"/>
-        </w:rPr>
-        <w:t>1.</w:t>
-      </w:r>
-      <w:r>
-        <w:rPr>
-          <w:lang w:val="en-IN"/>
-        </w:rPr>
-        <w:t>Architectural Structure</w:t>
-      </w:r>
-    </w:p>
-    <w:p>
-      <w:pPr>
-        <w:spacing w:after="120" w:line="360" w:lineRule="auto"/>
-        <w:jc w:val="both"/>
-        <w:rPr>
-          <w:lang w:val="en-IN"/>
-        </w:rPr>
-      </w:pPr>
-    </w:p>
-    <w:p>
-      <w:pPr>
-        <w:spacing w:after="120" w:line="360" w:lineRule="auto"/>
-        <w:jc w:val="both"/>
-        <w:rPr>
-          <w:lang w:val="en-IN"/>
-        </w:rPr>
-      </w:pPr>
-      <w:r>
-        <w:rPr>
-          <w:lang w:val="en-IN"/>
-        </w:rPr>
-        <w:t>The system uses a standard web setup, with the Database layer replaced by Java's file handling:</w:t>
-      </w:r>
-    </w:p>
-    <w:p>
-      <w:pPr>
-        <w:numPr>
-          <w:ilvl w:val="0"/>
-          <w:numId w:val="7"/>
-        </w:numPr>
-        <w:spacing w:after="120" w:line="360" w:lineRule="auto"/>
-        <w:jc w:val="both"/>
-        <w:rPr>
-          <w:lang w:val="en-IN"/>
-        </w:rPr>
-      </w:pPr>
-      <w:r>
-        <w:rPr>
-          <w:lang w:val="en-IN"/>
-        </w:rPr>
-        <w:t>Frontend (Client-Side): Users access the system via a web browser. HTML, CSS, and JavaScript manage ev</w:t>
-      </w:r>
-      <w:bookmarkStart w:id="0" w:name="_GoBack"/>
-      <w:bookmarkEnd w:id="0"/>
-      <w:r>
-        <w:rPr>
-          <w:lang w:val="en-IN"/>
-        </w:rPr>
-        <w:t>erything they see and interact with.</w:t>
-      </w:r>
-    </w:p>
-    <w:p>
-      <w:pPr>
-        <w:numPr>
-          <w:ilvl w:val="0"/>
-          <w:numId w:val="7"/>
-        </w:numPr>
-        <w:spacing w:after="120" w:line="360" w:lineRule="auto"/>
-        <w:jc w:val="both"/>
-        <w:rPr>
-          <w:lang w:val="en-IN"/>
-        </w:rPr>
-      </w:pPr>
-      <w:r>
-        <w:rPr>
-          <w:lang w:val="en-IN"/>
-        </w:rPr>
-        <w:t>Backend (Server-Side - Java): The Java application receives all requests. It processes the logic (e.g., "User X submitted quiz Y") and is responsible for managing all data storage.</w:t>
-      </w:r>
-    </w:p>
-    <w:p>
-      <w:pPr>
-        <w:numPr>
-          <w:ilvl w:val="0"/>
-          <w:numId w:val="7"/>
-        </w:numPr>
-        <w:spacing w:after="120" w:line="360" w:lineRule="auto"/>
-        <w:jc w:val="both"/>
-        <w:rPr>
-          <w:lang w:val="en-IN"/>
-        </w:rPr>
-      </w:pPr>
-      <w:r>
-        <w:rPr>
-          <w:lang w:val="en-IN"/>
-        </w:rPr>
-        <w:t>Data Storage (Java File I/O): All persistent data (users, questions, scores) is stored in structured files (like CSV or JSON) on the server. The Java application directly manages these files using its own I/O libraries.</w:t>
-      </w:r>
-    </w:p>
-    <w:p>
-      <w:pPr>
-        <w:spacing w:after="120" w:line="360" w:lineRule="auto"/>
-        <w:rPr>
-          <w:lang w:val="en-IN"/>
-        </w:rPr>
-      </w:pPr>
-    </w:p>
-    <w:p>
-      <w:pPr>
-        <w:spacing w:after="120" w:line="360" w:lineRule="auto"/>
-        <w:rPr>
-          <w:lang w:val="en-IN"/>
-        </w:rPr>
-      </w:pPr>
-    </w:p>
-    <w:p>
-      <w:pPr>
-        <w:spacing w:after="120" w:line="360" w:lineRule="auto"/>
-        <w:rPr>
-          <w:lang w:val="en-IN"/>
-        </w:rPr>
-      </w:pPr>
-      <w:r>
-        <w:rPr>
-          <w:lang w:val="en-IN"/>
-        </w:rPr>
-        <w:t>2.</w:t>
-      </w:r>
-      <w:r>
-        <w:rPr>
-          <w:lang w:val="en-IN"/>
-        </w:rPr>
-        <w:t>Data Design (File-Based Schema)</w:t>
-      </w:r>
-    </w:p>
-    <w:p>
-      <w:pPr>
-        <w:spacing w:after="120" w:line="360" w:lineRule="auto"/>
-        <w:rPr>
-          <w:lang w:val="en-IN"/>
-        </w:rPr>
-      </w:pPr>
-    </w:p>
-    <w:p>
-      <w:pPr>
-        <w:spacing w:after="120" w:line="360" w:lineRule="auto"/>
-        <w:rPr>
-          <w:lang w:val="en-IN"/>
-        </w:rPr>
-      </w:pPr>
-      <w:r>
-        <w:rPr>
-          <w:lang w:val="en-IN"/>
-        </w:rPr>
-        <w:t>Instead of traditional database tables, your data structure is defined by the files you create and the Java classes that read and write that data.</w:t>
-      </w:r>
-    </w:p>
-    <w:p>
-      <w:pPr>
-        <w:spacing w:after="120" w:line="360" w:lineRule="auto"/>
-        <w:rPr>
-          <w:lang w:val="en-IN"/>
-        </w:rPr>
-      </w:pPr>
-    </w:p>
-    <w:tbl>
-      <w:tblPr>
-        <w:tblW w:w="0" w:type="auto"/>
-        <w:tblCellSpacing w:w="15" w:type="dxa"/>
-        <w:tblCellMar>
-          <w:top w:w="15" w:type="dxa"/>
-          <w:left w:w="15" w:type="dxa"/>
-          <w:bottom w:w="15" w:type="dxa"/>
-          <w:right w:w="15" w:type="dxa"/>
-        </w:tblCellMar>
-        <w:tblLook w:val="04A0" w:firstRow="1" w:lastRow="0" w:firstColumn="1" w:lastColumn="0" w:noHBand="0" w:noVBand="1"/>
-      </w:tblPr>
-      <w:tblGrid>
-        <w:gridCol w:w="1676"/>
-        <w:gridCol w:w="2550"/>
-        <w:gridCol w:w="4200"/>
-      </w:tblGrid>
-      <w:tr>
-        <w:trPr>
-          <w:tblHeader/>
-          <w:tblCellSpacing w:w="15" w:type="dxa"/>
-        </w:trPr>
-        <w:tc>
-          <w:tcPr>
-            <w:tcW w:w="0" w:type="auto"/>
-            <w:tcBorders>
-              <w:top w:val="single" w:sz="6" w:space="0" w:color="auto"/>
-              <w:left w:val="single" w:sz="6" w:space="0" w:color="auto"/>
-              <w:bottom w:val="single" w:sz="6" w:space="0" w:color="auto"/>
-              <w:right w:val="single" w:sz="6" w:space="0" w:color="auto"/>
-            </w:tcBorders>
-            <w:vAlign w:val="center"/>
-            <w:hideMark/>
-          </w:tcPr>
-          <w:p>
-            <w:pPr>
-              <w:spacing w:after="120" w:line="360" w:lineRule="auto"/>
-              <w:rPr>
-                <w:lang w:val="en-IN"/>
-              </w:rPr>
-            </w:pPr>
-            <w:r>
-              <w:rPr>
-                <w:lang w:val="en-IN"/>
-              </w:rPr>
-              <w:t>Data File Name</w:t>
-            </w:r>
-          </w:p>
-        </w:tc>
-        <w:tc>
-          <w:tcPr>
-            <w:tcW w:w="0" w:type="auto"/>
-            <w:tcBorders>
-              <w:top w:val="single" w:sz="6" w:space="0" w:color="auto"/>
-              <w:left w:val="single" w:sz="6" w:space="0" w:color="auto"/>
-              <w:bottom w:val="single" w:sz="6" w:space="0" w:color="auto"/>
-              <w:right w:val="single" w:sz="6" w:space="0" w:color="auto"/>
-            </w:tcBorders>
-            <w:vAlign w:val="center"/>
-            <w:hideMark/>
-          </w:tcPr>
-          <w:p>
-            <w:pPr>
-              <w:spacing w:after="120" w:line="360" w:lineRule="auto"/>
-              <w:rPr>
-                <w:lang w:val="en-IN"/>
-              </w:rPr>
-            </w:pPr>
-            <w:r>
-              <w:rPr>
-                <w:lang w:val="en-IN"/>
-              </w:rPr>
-              <w:t>Purpose</w:t>
-            </w:r>
-          </w:p>
-        </w:tc>
-        <w:tc>
-          <w:tcPr>
-            <w:tcW w:w="0" w:type="auto"/>
-            <w:tcBorders>
-              <w:top w:val="single" w:sz="6" w:space="0" w:color="auto"/>
-              <w:left w:val="single" w:sz="6" w:space="0" w:color="auto"/>
-              <w:bottom w:val="single" w:sz="6" w:space="0" w:color="auto"/>
-              <w:right w:val="single" w:sz="6" w:space="0" w:color="auto"/>
-            </w:tcBorders>
-            <w:vAlign w:val="center"/>
-            <w:hideMark/>
-          </w:tcPr>
-          <w:p>
-            <w:pPr>
-              <w:spacing w:after="120" w:line="360" w:lineRule="auto"/>
-              <w:rPr>
-                <w:lang w:val="en-IN"/>
-              </w:rPr>
-            </w:pPr>
-            <w:r>
-              <w:rPr>
-                <w:lang w:val="en-IN"/>
-              </w:rPr>
-              <w:t>Example Data Fields (What replaces columns)</w:t>
-            </w:r>
-          </w:p>
-        </w:tc>
-      </w:tr>
-      <w:tr>
-        <w:trPr>
-          <w:tblCellSpacing w:w="15" w:type="dxa"/>
-        </w:trPr>
-        <w:tc>
-          <w:tcPr>
-            <w:tcW w:w="0" w:type="auto"/>
-            <w:tcBorders>
-              <w:top w:val="single" w:sz="6" w:space="0" w:color="auto"/>
-              <w:left w:val="single" w:sz="6" w:space="0" w:color="auto"/>
-              <w:bottom w:val="single" w:sz="6" w:space="0" w:color="auto"/>
-              <w:right w:val="single" w:sz="6" w:space="0" w:color="auto"/>
-            </w:tcBorders>
-            <w:vAlign w:val="center"/>
-            <w:hideMark/>
-          </w:tcPr>
-          <w:p>
-            <w:pPr>
-              <w:spacing w:after="120" w:line="360" w:lineRule="auto"/>
-              <w:rPr>
-                <w:lang w:val="en-IN"/>
-              </w:rPr>
-            </w:pPr>
-            <w:r>
-              <w:rPr>
-                <w:lang w:val="en-IN"/>
-              </w:rPr>
-              <w:t xml:space="preserve">Users.dat (or </w:t>
-            </w:r>
-            <w:r>
-              <w:rPr>
-                <w:lang w:val="en-IN"/>
-              </w:rPr>
-              <w:lastRenderedPageBreak/>
-              <w:t>.csv)</w:t>
-            </w:r>
-          </w:p>
-        </w:tc>
-        <w:tc>
-          <w:tcPr>
-            <w:tcW w:w="0" w:type="auto"/>
-            <w:tcBorders>
-              <w:top w:val="single" w:sz="6" w:space="0" w:color="auto"/>
-              <w:left w:val="single" w:sz="6" w:space="0" w:color="auto"/>
-              <w:bottom w:val="single" w:sz="6" w:space="0" w:color="auto"/>
-              <w:right w:val="single" w:sz="6" w:space="0" w:color="auto"/>
-            </w:tcBorders>
-            <w:vAlign w:val="center"/>
-            <w:hideMark/>
-          </w:tcPr>
-          <w:p>
-            <w:pPr>
-              <w:spacing w:after="120" w:line="360" w:lineRule="auto"/>
-              <w:rPr>
-                <w:lang w:val="en-IN"/>
-              </w:rPr>
-            </w:pPr>
-            <w:r>
-              <w:rPr>
-                <w:lang w:val="en-IN"/>
-              </w:rPr>
-              <w:lastRenderedPageBreak/>
-              <w:t xml:space="preserve">Stores all user account </w:t>
-            </w:r>
-            <w:r>
-              <w:rPr>
-                <w:lang w:val="en-IN"/>
-              </w:rPr>
-              <w:lastRenderedPageBreak/>
-              <w:t>information.</w:t>
-            </w:r>
-          </w:p>
-        </w:tc>
-        <w:tc>
-          <w:tcPr>
-            <w:tcW w:w="0" w:type="auto"/>
-            <w:tcBorders>
-              <w:top w:val="single" w:sz="6" w:space="0" w:color="auto"/>
-              <w:left w:val="single" w:sz="6" w:space="0" w:color="auto"/>
-              <w:bottom w:val="single" w:sz="6" w:space="0" w:color="auto"/>
-              <w:right w:val="single" w:sz="6" w:space="0" w:color="auto"/>
-            </w:tcBorders>
-            <w:vAlign w:val="center"/>
-            <w:hideMark/>
-          </w:tcPr>
-          <w:p>
-            <w:pPr>
-              <w:spacing w:after="120" w:line="360" w:lineRule="auto"/>
-              <w:rPr>
-                <w:lang w:val="en-IN"/>
-              </w:rPr>
-            </w:pPr>
-            <w:proofErr w:type="spellStart"/>
-            <w:r>
-              <w:rPr>
-                <w:lang w:val="en-IN"/>
-              </w:rPr>
-              <w:lastRenderedPageBreak/>
-              <w:t>user_id</w:t>
-            </w:r>
-            <w:proofErr w:type="spellEnd"/>
-            <w:r>
-              <w:rPr>
-                <w:lang w:val="en-IN"/>
-              </w:rPr>
-              <w:t>, username, email, password</w:t>
-            </w:r>
-          </w:p>
-        </w:tc>
-      </w:tr>
-      <w:tr>
-        <w:trPr>
-          <w:tblCellSpacing w:w="15" w:type="dxa"/>
-        </w:trPr>
-        <w:tc>
-          <w:tcPr>
-            <w:tcW w:w="0" w:type="auto"/>
-            <w:tcBorders>
-              <w:top w:val="single" w:sz="6" w:space="0" w:color="auto"/>
-              <w:left w:val="single" w:sz="6" w:space="0" w:color="auto"/>
-              <w:bottom w:val="single" w:sz="6" w:space="0" w:color="auto"/>
-              <w:right w:val="single" w:sz="6" w:space="0" w:color="auto"/>
-            </w:tcBorders>
-            <w:vAlign w:val="center"/>
-            <w:hideMark/>
-          </w:tcPr>
-          <w:p>
-            <w:pPr>
-              <w:spacing w:after="120" w:line="360" w:lineRule="auto"/>
-              <w:rPr>
-                <w:lang w:val="en-IN"/>
-              </w:rPr>
-            </w:pPr>
-            <w:proofErr w:type="spellStart"/>
-            <w:r>
-              <w:rPr>
-                <w:lang w:val="en-IN"/>
-              </w:rPr>
-              <w:lastRenderedPageBreak/>
-              <w:t>Quizzes.json</w:t>
-            </w:r>
-            <w:proofErr w:type="spellEnd"/>
-          </w:p>
-        </w:tc>
-        <w:tc>
-          <w:tcPr>
-            <w:tcW w:w="0" w:type="auto"/>
-            <w:tcBorders>
-              <w:top w:val="single" w:sz="6" w:space="0" w:color="auto"/>
-              <w:left w:val="single" w:sz="6" w:space="0" w:color="auto"/>
-              <w:bottom w:val="single" w:sz="6" w:space="0" w:color="auto"/>
-              <w:right w:val="single" w:sz="6" w:space="0" w:color="auto"/>
-            </w:tcBorders>
-            <w:vAlign w:val="center"/>
-            <w:hideMark/>
-          </w:tcPr>
-          <w:p>
-            <w:pPr>
-              <w:spacing w:after="120" w:line="360" w:lineRule="auto"/>
-              <w:rPr>
-                <w:lang w:val="en-IN"/>
-              </w:rPr>
-            </w:pPr>
-            <w:r>
-              <w:rPr>
-                <w:lang w:val="en-IN"/>
-              </w:rPr>
-              <w:t>Stores quiz definitions and topics.</w:t>
-            </w:r>
-          </w:p>
-        </w:tc>
-        <w:tc>
-          <w:tcPr>
-            <w:tcW w:w="0" w:type="auto"/>
-            <w:tcBorders>
-              <w:top w:val="single" w:sz="6" w:space="0" w:color="auto"/>
-              <w:left w:val="single" w:sz="6" w:space="0" w:color="auto"/>
-              <w:bottom w:val="single" w:sz="6" w:space="0" w:color="auto"/>
-              <w:right w:val="single" w:sz="6" w:space="0" w:color="auto"/>
-            </w:tcBorders>
-            <w:vAlign w:val="center"/>
-            <w:hideMark/>
-          </w:tcPr>
-          <w:p>
-            <w:pPr>
-              <w:spacing w:after="120" w:line="360" w:lineRule="auto"/>
-              <w:rPr>
-                <w:lang w:val="en-IN"/>
-              </w:rPr>
-            </w:pPr>
-            <w:proofErr w:type="spellStart"/>
-            <w:r>
-              <w:rPr>
-                <w:lang w:val="en-IN"/>
-              </w:rPr>
-              <w:t>quiz_id</w:t>
-            </w:r>
-            <w:proofErr w:type="spellEnd"/>
-            <w:r>
-              <w:rPr>
-                <w:lang w:val="en-IN"/>
-              </w:rPr>
-              <w:t xml:space="preserve">, </w:t>
-            </w:r>
-            <w:proofErr w:type="spellStart"/>
-            <w:r>
-              <w:rPr>
-                <w:lang w:val="en-IN"/>
-              </w:rPr>
-              <w:t>quiz_title</w:t>
-            </w:r>
-            <w:proofErr w:type="spellEnd"/>
-            <w:r>
-              <w:rPr>
-                <w:lang w:val="en-IN"/>
-              </w:rPr>
-              <w:t>, language, level</w:t>
-            </w:r>
-          </w:p>
-        </w:tc>
-      </w:tr>
-      <w:tr>
-        <w:trPr>
-          <w:tblCellSpacing w:w="15" w:type="dxa"/>
-        </w:trPr>
-        <w:tc>
-          <w:tcPr>
-            <w:tcW w:w="0" w:type="auto"/>
-            <w:tcBorders>
-              <w:top w:val="single" w:sz="6" w:space="0" w:color="auto"/>
-              <w:left w:val="single" w:sz="6" w:space="0" w:color="auto"/>
-              <w:bottom w:val="single" w:sz="6" w:space="0" w:color="auto"/>
-              <w:right w:val="single" w:sz="6" w:space="0" w:color="auto"/>
-            </w:tcBorders>
-            <w:vAlign w:val="center"/>
-            <w:hideMark/>
-          </w:tcPr>
-          <w:p>
-            <w:pPr>
-              <w:spacing w:after="120" w:line="360" w:lineRule="auto"/>
-              <w:rPr>
-                <w:lang w:val="en-IN"/>
-              </w:rPr>
-            </w:pPr>
-            <w:r>
-              <w:rPr>
-                <w:lang w:val="en-IN"/>
-              </w:rPr>
-              <w:t>Questions.csv</w:t>
-            </w:r>
-          </w:p>
-        </w:tc>
-        <w:tc>
-          <w:tcPr>
-            <w:tcW w:w="0" w:type="auto"/>
-            <w:tcBorders>
-              <w:top w:val="single" w:sz="6" w:space="0" w:color="auto"/>
-              <w:left w:val="single" w:sz="6" w:space="0" w:color="auto"/>
-              <w:bottom w:val="single" w:sz="6" w:space="0" w:color="auto"/>
-              <w:right w:val="single" w:sz="6" w:space="0" w:color="auto"/>
-            </w:tcBorders>
-            <w:vAlign w:val="center"/>
-            <w:hideMark/>
-          </w:tcPr>
-          <w:p>
-            <w:pPr>
-              <w:spacing w:after="120" w:line="360" w:lineRule="auto"/>
-              <w:rPr>
-                <w:lang w:val="en-IN"/>
-              </w:rPr>
-            </w:pPr>
-            <w:r>
-              <w:rPr>
-                <w:lang w:val="en-IN"/>
-              </w:rPr>
-              <w:t>Stores the actual questions and answers.</w:t>
-            </w:r>
-          </w:p>
-        </w:tc>
-        <w:tc>
-          <w:tcPr>
-            <w:tcW w:w="0" w:type="auto"/>
-            <w:tcBorders>
-              <w:top w:val="single" w:sz="6" w:space="0" w:color="auto"/>
-              <w:left w:val="single" w:sz="6" w:space="0" w:color="auto"/>
-              <w:bottom w:val="single" w:sz="6" w:space="0" w:color="auto"/>
-              <w:right w:val="single" w:sz="6" w:space="0" w:color="auto"/>
-            </w:tcBorders>
-            <w:vAlign w:val="center"/>
-            <w:hideMark/>
-          </w:tcPr>
-          <w:p>
-            <w:pPr>
-              <w:spacing w:after="120" w:line="360" w:lineRule="auto"/>
-              <w:rPr>
-                <w:lang w:val="en-IN"/>
-              </w:rPr>
-            </w:pPr>
-            <w:proofErr w:type="spellStart"/>
-            <w:r>
-              <w:rPr>
-                <w:lang w:val="en-IN"/>
-              </w:rPr>
-              <w:t>question_id</w:t>
-            </w:r>
-            <w:proofErr w:type="spellEnd"/>
-            <w:r>
-              <w:rPr>
-                <w:lang w:val="en-IN"/>
-              </w:rPr>
-              <w:t xml:space="preserve">, </w:t>
-            </w:r>
-            <w:proofErr w:type="spellStart"/>
-            <w:r>
-              <w:rPr>
-                <w:lang w:val="en-IN"/>
-              </w:rPr>
-              <w:t>quiz_id</w:t>
-            </w:r>
-            <w:proofErr w:type="spellEnd"/>
-            <w:r>
-              <w:rPr>
-                <w:lang w:val="en-IN"/>
-              </w:rPr>
-              <w:t xml:space="preserve"> (links to quiz), </w:t>
-            </w:r>
-            <w:proofErr w:type="spellStart"/>
-            <w:r>
-              <w:rPr>
-                <w:lang w:val="en-IN"/>
-              </w:rPr>
-              <w:t>question_text</w:t>
-            </w:r>
-            <w:proofErr w:type="spellEnd"/>
-            <w:r>
-              <w:rPr>
-                <w:lang w:val="en-IN"/>
-              </w:rPr>
-              <w:t xml:space="preserve">, options, </w:t>
-            </w:r>
-            <w:proofErr w:type="spellStart"/>
-            <w:r>
-              <w:rPr>
-                <w:lang w:val="en-IN"/>
-              </w:rPr>
-              <w:t>correct_answer</w:t>
-            </w:r>
-            <w:proofErr w:type="spellEnd"/>
-          </w:p>
-        </w:tc>
-      </w:tr>
-      <w:tr>
-        <w:trPr>
-          <w:tblCellSpacing w:w="15" w:type="dxa"/>
-        </w:trPr>
-        <w:tc>
-          <w:tcPr>
-            <w:tcW w:w="0" w:type="auto"/>
-            <w:tcBorders>
-              <w:top w:val="single" w:sz="6" w:space="0" w:color="auto"/>
-              <w:left w:val="single" w:sz="6" w:space="0" w:color="auto"/>
-              <w:bottom w:val="single" w:sz="6" w:space="0" w:color="auto"/>
-              <w:right w:val="single" w:sz="6" w:space="0" w:color="auto"/>
-            </w:tcBorders>
-            <w:vAlign w:val="center"/>
-            <w:hideMark/>
-          </w:tcPr>
-          <w:p>
-            <w:pPr>
-              <w:spacing w:after="120" w:line="360" w:lineRule="auto"/>
-              <w:rPr>
-                <w:lang w:val="en-IN"/>
-              </w:rPr>
-            </w:pPr>
-            <w:r>
-              <w:rPr>
-                <w:lang w:val="en-IN"/>
-              </w:rPr>
-              <w:t>Scores.txt</w:t>
-            </w:r>
-          </w:p>
-        </w:tc>
-        <w:tc>
-          <w:tcPr>
-            <w:tcW w:w="0" w:type="auto"/>
-            <w:tcBorders>
-              <w:top w:val="single" w:sz="6" w:space="0" w:color="auto"/>
-              <w:left w:val="single" w:sz="6" w:space="0" w:color="auto"/>
-              <w:bottom w:val="single" w:sz="6" w:space="0" w:color="auto"/>
-              <w:right w:val="single" w:sz="6" w:space="0" w:color="auto"/>
-            </w:tcBorders>
-            <w:vAlign w:val="center"/>
-            <w:hideMark/>
-          </w:tcPr>
-          <w:p>
-            <w:pPr>
-              <w:spacing w:after="120" w:line="360" w:lineRule="auto"/>
-              <w:rPr>
-                <w:lang w:val="en-IN"/>
-              </w:rPr>
-            </w:pPr>
-            <w:r>
-              <w:rPr>
-                <w:lang w:val="en-IN"/>
-              </w:rPr>
-              <w:t>Tracks every score and quiz attempt.</w:t>
-            </w:r>
-          </w:p>
-        </w:tc>
-        <w:tc>
-          <w:tcPr>
-            <w:tcW w:w="0" w:type="auto"/>
-            <w:tcBorders>
-              <w:top w:val="single" w:sz="6" w:space="0" w:color="auto"/>
-              <w:left w:val="single" w:sz="6" w:space="0" w:color="auto"/>
-              <w:bottom w:val="single" w:sz="6" w:space="0" w:color="auto"/>
-              <w:right w:val="single" w:sz="6" w:space="0" w:color="auto"/>
-            </w:tcBorders>
-            <w:vAlign w:val="center"/>
-            <w:hideMark/>
-          </w:tcPr>
-          <w:p>
-            <w:pPr>
-              <w:spacing w:after="120" w:line="360" w:lineRule="auto"/>
-              <w:rPr>
-                <w:lang w:val="en-IN"/>
-              </w:rPr>
-            </w:pPr>
-            <w:proofErr w:type="spellStart"/>
-            <w:r>
-              <w:rPr>
-                <w:lang w:val="en-IN"/>
-              </w:rPr>
-              <w:t>user_id</w:t>
-            </w:r>
-            <w:proofErr w:type="spellEnd"/>
-            <w:r>
-              <w:rPr>
-                <w:lang w:val="en-IN"/>
-              </w:rPr>
-              <w:t xml:space="preserve">, </w:t>
-            </w:r>
-            <w:proofErr w:type="spellStart"/>
-            <w:r>
-              <w:rPr>
-                <w:lang w:val="en-IN"/>
-              </w:rPr>
-              <w:t>quiz_id</w:t>
-            </w:r>
-            <w:proofErr w:type="spellEnd"/>
-            <w:r>
-              <w:rPr>
-                <w:lang w:val="en-IN"/>
-              </w:rPr>
-              <w:t xml:space="preserve">, score, </w:t>
-            </w:r>
-            <w:proofErr w:type="spellStart"/>
-            <w:r>
-              <w:rPr>
-                <w:lang w:val="en-IN"/>
-              </w:rPr>
-              <w:t>attemptDate</w:t>
-            </w:r>
-            <w:proofErr w:type="spellEnd"/>
-          </w:p>
-        </w:tc>
-      </w:tr>
-    </w:tbl>
-    <w:p>
-      <w:pPr>
-        <w:spacing w:after="120" w:line="360" w:lineRule="auto"/>
-      </w:pPr>
+      </w:pPr>
+      <w:r>
+        <w:t xml:space="preserve"> </w:t>
+      </w:r>
     </w:p>
     <w:sectPr>
       <w:pgSz w:w="11906" w:h="16838" w:code="9"/>
@@ -9873,7 +8030,7 @@
           <w:rPr>
             <w:noProof/>
           </w:rPr>
-          <w:t>19</w:t>
+          <w:t>1</w:t>
         </w:r>
         <w:r>
           <w:rPr>
@@ -16366,7 +14523,7 @@
   <a:extraClrSchemeLst/>
   <a:extLst>
     <a:ext uri="{05A4C25C-085E-4340-85A3-A5531E510DB2}">
-      <thm15:themeFamily xmlns:thm15="http://schemas.microsoft.com/office/thememl/2012/main" xmlns="" name="Office Theme" id="{62F939B6-93AF-4DB8-9C6B-D6C7DFDC589F}" vid="{4A3C46E8-61CC-4603-A589-7422A47A8E4A}"/>
+      <thm15:themeFamily xmlns="" xmlns:thm15="http://schemas.microsoft.com/office/thememl/2012/main" name="Office Theme" id="{62F939B6-93AF-4DB8-9C6B-D6C7DFDC589F}" vid="{4A3C46E8-61CC-4603-A589-7422A47A8E4A}"/>
     </a:ext>
   </a:extLst>
 </a:theme>
@@ -16377,7 +14534,7 @@
 </file>
 
 <file path=customXml/itemProps1.xml><?xml version="1.0" encoding="utf-8"?>
-<ds:datastoreItem xmlns:ds="http://schemas.openxmlformats.org/officeDocument/2006/customXml" ds:itemID="{7ADCD889-418C-4770-9FA3-B1B9BE290D3C}">
+<ds:datastoreItem xmlns:ds="http://schemas.openxmlformats.org/officeDocument/2006/customXml" ds:itemID="{5F04FDD2-7E09-4FF6-8B3E-1A5D6A520E34}">
   <ds:schemaRefs>
     <ds:schemaRef ds:uri="http://schemas.openxmlformats.org/officeDocument/2006/bibliography"/>
   </ds:schemaRefs>
